--- a/reference.docx
+++ b/reference.docx
@@ -1,6 +1,6 @@
 
 <file path=word/document.xml><?xml version="1.0" encoding="utf-8"?>
-<w:document xmlns:wpc="http://schemas.microsoft.com/office/word/2010/wordprocessingCanvas" xmlns:cx="http://schemas.microsoft.com/office/drawing/2014/chartex" xmlns:cx1="http://schemas.microsoft.com/office/drawing/2015/9/8/chartex" xmlns:cx2="http://schemas.microsoft.com/office/drawing/2015/10/21/chartex" xmlns:cx3="http://schemas.microsoft.com/office/drawing/2016/5/9/chartex" xmlns:cx4="http://schemas.microsoft.com/office/drawing/2016/5/10/chartex" xmlns:cx5="http://schemas.microsoft.com/office/drawing/2016/5/11/chartex" xmlns:cx6="http://schemas.microsoft.com/office/drawing/2016/5/12/chartex" xmlns:cx7="http://schemas.microsoft.com/office/drawing/2016/5/13/chartex" xmlns:cx8="http://schemas.microsoft.com/office/drawing/2016/5/14/chartex" xmlns:mc="http://schemas.openxmlformats.org/markup-compatibility/2006" xmlns:aink="http://schemas.microsoft.com/office/drawing/2016/ink" xmlns:am3d="http://schemas.microsoft.com/office/drawing/2017/model3d" xmlns:o="urn:schemas-microsoft-com:office:office" xmlns:r="http://schemas.openxmlformats.org/officeDocument/2006/relationships" xmlns:m="http://schemas.openxmlformats.org/officeDocument/2006/math" xmlns:v="urn:schemas-microsoft-com:vml" xmlns:wp14="http://schemas.microsoft.com/office/word/2010/wordprocessingDrawing" xmlns:wp="http://schemas.openxmlformats.org/drawingml/2006/wordprocessingDrawing" xmlns:w10="urn:schemas-microsoft-com:office:word" xmlns:w="http://schemas.openxmlformats.org/wordprocessingml/2006/main" xmlns:w14="http://schemas.microsoft.com/office/word/2010/wordml" xmlns:w15="http://schemas.microsoft.com/office/word/2012/wordml" xmlns:w16cex="http://schemas.microsoft.com/office/word/2018/wordml/cex" xmlns:w16cid="http://schemas.microsoft.com/office/word/2016/wordml/cid" xmlns:w16="http://schemas.microsoft.com/office/word/2018/wordml" xmlns:w16sdtdh="http://schemas.microsoft.com/office/word/2020/wordml/sdtdatahash" xmlns:w16se="http://schemas.microsoft.com/office/word/2015/wordml/symex" xmlns:wpg="http://schemas.microsoft.com/office/word/2010/wordprocessingGroup" xmlns:wpi="http://schemas.microsoft.com/office/word/2010/wordprocessingInk" xmlns:wne="http://schemas.microsoft.com/office/word/2006/wordml" xmlns:wps="http://schemas.microsoft.com/office/word/2010/wordprocessingShape" mc:Ignorable="w14 w15 w16se w16cid w16 w16cex w16sdtdh wp14">
+<w:document xmlns:wpc="http://schemas.microsoft.com/office/word/2010/wordprocessingCanvas" xmlns:cx="http://schemas.microsoft.com/office/drawing/2014/chartex" xmlns:cx1="http://schemas.microsoft.com/office/drawing/2015/9/8/chartex" xmlns:cx2="http://schemas.microsoft.com/office/drawing/2015/10/21/chartex" xmlns:cx3="http://schemas.microsoft.com/office/drawing/2016/5/9/chartex" xmlns:cx4="http://schemas.microsoft.com/office/drawing/2016/5/10/chartex" xmlns:cx5="http://schemas.microsoft.com/office/drawing/2016/5/11/chartex" xmlns:cx6="http://schemas.microsoft.com/office/drawing/2016/5/12/chartex" xmlns:cx7="http://schemas.microsoft.com/office/drawing/2016/5/13/chartex" xmlns:cx8="http://schemas.microsoft.com/office/drawing/2016/5/14/chartex" xmlns:mc="http://schemas.openxmlformats.org/markup-compatibility/2006" xmlns:aink="http://schemas.microsoft.com/office/drawing/2016/ink" xmlns:am3d="http://schemas.microsoft.com/office/drawing/2017/model3d" xmlns:o="urn:schemas-microsoft-com:office:office" xmlns:oel="http://schemas.microsoft.com/office/2019/extlst" xmlns:r="http://schemas.openxmlformats.org/officeDocument/2006/relationships" xmlns:m="http://schemas.openxmlformats.org/officeDocument/2006/math" xmlns:v="urn:schemas-microsoft-com:vml" xmlns:wp14="http://schemas.microsoft.com/office/word/2010/wordprocessingDrawing" xmlns:wp="http://schemas.openxmlformats.org/drawingml/2006/wordprocessingDrawing" xmlns:w10="urn:schemas-microsoft-com:office:word" xmlns:w="http://schemas.openxmlformats.org/wordprocessingml/2006/main" xmlns:w14="http://schemas.microsoft.com/office/word/2010/wordml" xmlns:w15="http://schemas.microsoft.com/office/word/2012/wordml" xmlns:w16cex="http://schemas.microsoft.com/office/word/2018/wordml/cex" xmlns:w16cid="http://schemas.microsoft.com/office/word/2016/wordml/cid" xmlns:w16="http://schemas.microsoft.com/office/word/2018/wordml" xmlns:w16du="http://schemas.microsoft.com/office/word/2023/wordml/word16du" xmlns:w16sdtdh="http://schemas.microsoft.com/office/word/2020/wordml/sdtdatahash" xmlns:w16sdtfl="http://schemas.microsoft.com/office/word/2024/wordml/sdtformatlock" xmlns:w16se="http://schemas.microsoft.com/office/word/2015/wordml/symex" xmlns:wpg="http://schemas.microsoft.com/office/word/2010/wordprocessingGroup" xmlns:wpi="http://schemas.microsoft.com/office/word/2010/wordprocessingInk" xmlns:wne="http://schemas.microsoft.com/office/word/2006/wordml" xmlns:wps="http://schemas.microsoft.com/office/word/2010/wordprocessingShape" mc:Ignorable="w14 w15 w16se w16cid w16 w16cex w16sdtdh w16sdtfl w16du wp14">
   <w:body>
     <w:p>
       <w:pPr>
@@ -10,26 +10,25 @@
       </w:pPr>
     </w:p>
     <w:sectPr>
-      <w:headerReference w:type="even" r:id="rId9"/>
-      <w:headerReference w:type="default" r:id="rId10"/>
-      <w:footerReference w:type="even" r:id="rId11"/>
-      <w:footerReference w:type="default" r:id="rId12"/>
-      <w:headerReference w:type="first" r:id="rId13"/>
-      <w:footerReference w:type="first" r:id="rId14"/>
-      <w:pgSz w:w="12240" w:h="15840"/>
-      <w:pgMar w:top="1985" w:right="1701" w:bottom="1701" w:left="1701" w:header="720" w:footer="720" w:gutter="0"/>
+      <w:footerReference w:type="even" r:id="rId8"/>
+      <w:footerReference w:type="default" r:id="rId9"/>
+      <w:headerReference w:type="first" r:id="rId10"/>
+      <w:footerReference w:type="first" r:id="rId11"/>
+      <w:pgSz w:w="11906" w:h="16838" w:code="9"/>
+      <w:pgMar w:top="1985" w:right="1531" w:bottom="1985" w:left="1871" w:header="1077" w:footer="850" w:gutter="0"/>
       <w:cols w:space="720"/>
+      <w:docGrid w:type="linesAndChars" w:linePitch="398" w:charSpace="776"/>
     </w:sectPr>
   </w:body>
 </w:document>
 </file>
 
 <file path=word/endnotes.xml><?xml version="1.0" encoding="utf-8"?>
-<w:endnotes xmlns:wpc="http://schemas.microsoft.com/office/word/2010/wordprocessingCanvas" xmlns:cx="http://schemas.microsoft.com/office/drawing/2014/chartex" xmlns:cx1="http://schemas.microsoft.com/office/drawing/2015/9/8/chartex" xmlns:cx2="http://schemas.microsoft.com/office/drawing/2015/10/21/chartex" xmlns:cx3="http://schemas.microsoft.com/office/drawing/2016/5/9/chartex" xmlns:cx4="http://schemas.microsoft.com/office/drawing/2016/5/10/chartex" xmlns:cx5="http://schemas.microsoft.com/office/drawing/2016/5/11/chartex" xmlns:cx6="http://schemas.microsoft.com/office/drawing/2016/5/12/chartex" xmlns:cx7="http://schemas.microsoft.com/office/drawing/2016/5/13/chartex" xmlns:cx8="http://schemas.microsoft.com/office/drawing/2016/5/14/chartex" xmlns:mc="http://schemas.openxmlformats.org/markup-compatibility/2006" xmlns:aink="http://schemas.microsoft.com/office/drawing/2016/ink" xmlns:am3d="http://schemas.microsoft.com/office/drawing/2017/model3d" xmlns:o="urn:schemas-microsoft-com:office:office" xmlns:r="http://schemas.openxmlformats.org/officeDocument/2006/relationships" xmlns:m="http://schemas.openxmlformats.org/officeDocument/2006/math" xmlns:v="urn:schemas-microsoft-com:vml" xmlns:wp14="http://schemas.microsoft.com/office/word/2010/wordprocessingDrawing" xmlns:wp="http://schemas.openxmlformats.org/drawingml/2006/wordprocessingDrawing" xmlns:w10="urn:schemas-microsoft-com:office:word" xmlns:w="http://schemas.openxmlformats.org/wordprocessingml/2006/main" xmlns:w14="http://schemas.microsoft.com/office/word/2010/wordml" xmlns:w15="http://schemas.microsoft.com/office/word/2012/wordml" xmlns:w16cex="http://schemas.microsoft.com/office/word/2018/wordml/cex" xmlns:w16cid="http://schemas.microsoft.com/office/word/2016/wordml/cid" xmlns:w16="http://schemas.microsoft.com/office/word/2018/wordml" xmlns:w16sdtdh="http://schemas.microsoft.com/office/word/2020/wordml/sdtdatahash" xmlns:w16se="http://schemas.microsoft.com/office/word/2015/wordml/symex" xmlns:wpg="http://schemas.microsoft.com/office/word/2010/wordprocessingGroup" xmlns:wpi="http://schemas.microsoft.com/office/word/2010/wordprocessingInk" xmlns:wne="http://schemas.microsoft.com/office/word/2006/wordml" xmlns:wps="http://schemas.microsoft.com/office/word/2010/wordprocessingShape" mc:Ignorable="w14 w15 w16se w16cid w16 w16cex w16sdtdh wp14">
+<w:endnotes xmlns:wpc="http://schemas.microsoft.com/office/word/2010/wordprocessingCanvas" xmlns:cx="http://schemas.microsoft.com/office/drawing/2014/chartex" xmlns:cx1="http://schemas.microsoft.com/office/drawing/2015/9/8/chartex" xmlns:cx2="http://schemas.microsoft.com/office/drawing/2015/10/21/chartex" xmlns:cx3="http://schemas.microsoft.com/office/drawing/2016/5/9/chartex" xmlns:cx4="http://schemas.microsoft.com/office/drawing/2016/5/10/chartex" xmlns:cx5="http://schemas.microsoft.com/office/drawing/2016/5/11/chartex" xmlns:cx6="http://schemas.microsoft.com/office/drawing/2016/5/12/chartex" xmlns:cx7="http://schemas.microsoft.com/office/drawing/2016/5/13/chartex" xmlns:cx8="http://schemas.microsoft.com/office/drawing/2016/5/14/chartex" xmlns:mc="http://schemas.openxmlformats.org/markup-compatibility/2006" xmlns:aink="http://schemas.microsoft.com/office/drawing/2016/ink" xmlns:am3d="http://schemas.microsoft.com/office/drawing/2017/model3d" xmlns:o="urn:schemas-microsoft-com:office:office" xmlns:oel="http://schemas.microsoft.com/office/2019/extlst" xmlns:r="http://schemas.openxmlformats.org/officeDocument/2006/relationships" xmlns:m="http://schemas.openxmlformats.org/officeDocument/2006/math" xmlns:v="urn:schemas-microsoft-com:vml" xmlns:wp14="http://schemas.microsoft.com/office/word/2010/wordprocessingDrawing" xmlns:wp="http://schemas.openxmlformats.org/drawingml/2006/wordprocessingDrawing" xmlns:w10="urn:schemas-microsoft-com:office:word" xmlns:w="http://schemas.openxmlformats.org/wordprocessingml/2006/main" xmlns:w14="http://schemas.microsoft.com/office/word/2010/wordml" xmlns:w15="http://schemas.microsoft.com/office/word/2012/wordml" xmlns:w16cex="http://schemas.microsoft.com/office/word/2018/wordml/cex" xmlns:w16cid="http://schemas.microsoft.com/office/word/2016/wordml/cid" xmlns:w16="http://schemas.microsoft.com/office/word/2018/wordml" xmlns:w16du="http://schemas.microsoft.com/office/word/2023/wordml/word16du" xmlns:w16sdtdh="http://schemas.microsoft.com/office/word/2020/wordml/sdtdatahash" xmlns:w16sdtfl="http://schemas.microsoft.com/office/word/2024/wordml/sdtformatlock" xmlns:w16se="http://schemas.microsoft.com/office/word/2015/wordml/symex" xmlns:wpg="http://schemas.microsoft.com/office/word/2010/wordprocessingGroup" xmlns:wpi="http://schemas.microsoft.com/office/word/2010/wordprocessingInk" xmlns:wne="http://schemas.microsoft.com/office/word/2006/wordml" xmlns:wps="http://schemas.microsoft.com/office/word/2010/wordprocessingShape" mc:Ignorable="w14 w15 w16se w16cid w16 w16cex w16sdtdh w16sdtfl w16du wp14">
   <w:endnote w:type="separator" w:id="-1">
     <w:p>
       <w:pPr>
-        <w:spacing w:after="240"/>
+        <w:spacing w:line="240" w:lineRule="auto"/>
       </w:pPr>
       <w:r>
         <w:separator/>
@@ -39,7 +38,7 @@
   <w:endnote w:type="continuationSeparator" w:id="0">
     <w:p>
       <w:pPr>
-        <w:spacing w:after="240"/>
+        <w:spacing w:line="240" w:lineRule="auto"/>
       </w:pPr>
       <w:r>
         <w:continuationSeparator/>
@@ -50,18 +49,40 @@
 </file>
 
 <file path=word/footer1.xml><?xml version="1.0" encoding="utf-8"?>
-<w:ftr xmlns:wpc="http://schemas.microsoft.com/office/word/2010/wordprocessingCanvas" xmlns:cx="http://schemas.microsoft.com/office/drawing/2014/chartex" xmlns:cx1="http://schemas.microsoft.com/office/drawing/2015/9/8/chartex" xmlns:cx2="http://schemas.microsoft.com/office/drawing/2015/10/21/chartex" xmlns:cx3="http://schemas.microsoft.com/office/drawing/2016/5/9/chartex" xmlns:cx4="http://schemas.microsoft.com/office/drawing/2016/5/10/chartex" xmlns:cx5="http://schemas.microsoft.com/office/drawing/2016/5/11/chartex" xmlns:cx6="http://schemas.microsoft.com/office/drawing/2016/5/12/chartex" xmlns:cx7="http://schemas.microsoft.com/office/drawing/2016/5/13/chartex" xmlns:cx8="http://schemas.microsoft.com/office/drawing/2016/5/14/chartex" xmlns:mc="http://schemas.openxmlformats.org/markup-compatibility/2006" xmlns:aink="http://schemas.microsoft.com/office/drawing/2016/ink" xmlns:am3d="http://schemas.microsoft.com/office/drawing/2017/model3d" xmlns:o="urn:schemas-microsoft-com:office:office" xmlns:r="http://schemas.openxmlformats.org/officeDocument/2006/relationships" xmlns:m="http://schemas.openxmlformats.org/officeDocument/2006/math" xmlns:v="urn:schemas-microsoft-com:vml" xmlns:wp14="http://schemas.microsoft.com/office/word/2010/wordprocessingDrawing" xmlns:wp="http://schemas.openxmlformats.org/drawingml/2006/wordprocessingDrawing" xmlns:w10="urn:schemas-microsoft-com:office:word" xmlns:w="http://schemas.openxmlformats.org/wordprocessingml/2006/main" xmlns:w14="http://schemas.microsoft.com/office/word/2010/wordml" xmlns:w15="http://schemas.microsoft.com/office/word/2012/wordml" xmlns:w16cex="http://schemas.microsoft.com/office/word/2018/wordml/cex" xmlns:w16cid="http://schemas.microsoft.com/office/word/2016/wordml/cid" xmlns:w16="http://schemas.microsoft.com/office/word/2018/wordml" xmlns:w16sdtdh="http://schemas.microsoft.com/office/word/2020/wordml/sdtdatahash" xmlns:w16se="http://schemas.microsoft.com/office/word/2015/wordml/symex" xmlns:wpg="http://schemas.microsoft.com/office/word/2010/wordprocessingGroup" xmlns:wpi="http://schemas.microsoft.com/office/word/2010/wordprocessingInk" xmlns:wne="http://schemas.microsoft.com/office/word/2006/wordml" xmlns:wps="http://schemas.microsoft.com/office/word/2010/wordprocessingShape" mc:Ignorable="w14 w15 w16se w16cid w16 w16cex w16sdtdh wp14">
+<w:ftr xmlns:wpc="http://schemas.microsoft.com/office/word/2010/wordprocessingCanvas" xmlns:cx="http://schemas.microsoft.com/office/drawing/2014/chartex" xmlns:cx1="http://schemas.microsoft.com/office/drawing/2015/9/8/chartex" xmlns:cx2="http://schemas.microsoft.com/office/drawing/2015/10/21/chartex" xmlns:cx3="http://schemas.microsoft.com/office/drawing/2016/5/9/chartex" xmlns:cx4="http://schemas.microsoft.com/office/drawing/2016/5/10/chartex" xmlns:cx5="http://schemas.microsoft.com/office/drawing/2016/5/11/chartex" xmlns:cx6="http://schemas.microsoft.com/office/drawing/2016/5/12/chartex" xmlns:cx7="http://schemas.microsoft.com/office/drawing/2016/5/13/chartex" xmlns:cx8="http://schemas.microsoft.com/office/drawing/2016/5/14/chartex" xmlns:mc="http://schemas.openxmlformats.org/markup-compatibility/2006" xmlns:aink="http://schemas.microsoft.com/office/drawing/2016/ink" xmlns:am3d="http://schemas.microsoft.com/office/drawing/2017/model3d" xmlns:o="urn:schemas-microsoft-com:office:office" xmlns:oel="http://schemas.microsoft.com/office/2019/extlst" xmlns:r="http://schemas.openxmlformats.org/officeDocument/2006/relationships" xmlns:m="http://schemas.openxmlformats.org/officeDocument/2006/math" xmlns:v="urn:schemas-microsoft-com:vml" xmlns:wp14="http://schemas.microsoft.com/office/word/2010/wordprocessingDrawing" xmlns:wp="http://schemas.openxmlformats.org/drawingml/2006/wordprocessingDrawing" xmlns:w10="urn:schemas-microsoft-com:office:word" xmlns:w="http://schemas.openxmlformats.org/wordprocessingml/2006/main" xmlns:w14="http://schemas.microsoft.com/office/word/2010/wordml" xmlns:w15="http://schemas.microsoft.com/office/word/2012/wordml" xmlns:w16cex="http://schemas.microsoft.com/office/word/2018/wordml/cex" xmlns:w16cid="http://schemas.microsoft.com/office/word/2016/wordml/cid" xmlns:w16="http://schemas.microsoft.com/office/word/2018/wordml" xmlns:w16du="http://schemas.microsoft.com/office/word/2023/wordml/word16du" xmlns:w16sdtdh="http://schemas.microsoft.com/office/word/2020/wordml/sdtdatahash" xmlns:w16sdtfl="http://schemas.microsoft.com/office/word/2024/wordml/sdtformatlock" xmlns:w16se="http://schemas.microsoft.com/office/word/2015/wordml/symex" xmlns:wpg="http://schemas.microsoft.com/office/word/2010/wordprocessingGroup" xmlns:wpi="http://schemas.microsoft.com/office/word/2010/wordprocessingInk" xmlns:wne="http://schemas.microsoft.com/office/word/2006/wordml" xmlns:wps="http://schemas.microsoft.com/office/word/2010/wordprocessingShape" mc:Ignorable="w14 w15 w16se w16cid w16 w16cex w16sdtdh w16sdtfl w16du wp14">
   <w:p>
     <w:pPr>
       <w:pStyle w:val="af4"/>
       <w:spacing w:after="240"/>
-    </w:pPr>
+      <w:jc w:val="center"/>
+    </w:pPr>
+    <w:r>
+      <w:fldChar w:fldCharType="begin"/>
+    </w:r>
+    <w:r>
+      <w:instrText xml:space="preserve"> PAGE   \* MERGEFORMAT </w:instrText>
+    </w:r>
+    <w:r>
+      <w:fldChar w:fldCharType="separate"/>
+    </w:r>
+    <w:r>
+      <w:rPr>
+        <w:noProof/>
+      </w:rPr>
+      <w:t>1</w:t>
+    </w:r>
+    <w:r>
+      <w:rPr>
+        <w:noProof/>
+      </w:rPr>
+      <w:fldChar w:fldCharType="end"/>
+    </w:r>
   </w:p>
 </w:ftr>
 </file>
 
 <file path=word/footer2.xml><?xml version="1.0" encoding="utf-8"?>
-<w:ftr xmlns:wpc="http://schemas.microsoft.com/office/word/2010/wordprocessingCanvas" xmlns:cx="http://schemas.microsoft.com/office/drawing/2014/chartex" xmlns:cx1="http://schemas.microsoft.com/office/drawing/2015/9/8/chartex" xmlns:cx2="http://schemas.microsoft.com/office/drawing/2015/10/21/chartex" xmlns:cx3="http://schemas.microsoft.com/office/drawing/2016/5/9/chartex" xmlns:cx4="http://schemas.microsoft.com/office/drawing/2016/5/10/chartex" xmlns:cx5="http://schemas.microsoft.com/office/drawing/2016/5/11/chartex" xmlns:cx6="http://schemas.microsoft.com/office/drawing/2016/5/12/chartex" xmlns:cx7="http://schemas.microsoft.com/office/drawing/2016/5/13/chartex" xmlns:cx8="http://schemas.microsoft.com/office/drawing/2016/5/14/chartex" xmlns:mc="http://schemas.openxmlformats.org/markup-compatibility/2006" xmlns:aink="http://schemas.microsoft.com/office/drawing/2016/ink" xmlns:am3d="http://schemas.microsoft.com/office/drawing/2017/model3d" xmlns:o="urn:schemas-microsoft-com:office:office" xmlns:r="http://schemas.openxmlformats.org/officeDocument/2006/relationships" xmlns:m="http://schemas.openxmlformats.org/officeDocument/2006/math" xmlns:v="urn:schemas-microsoft-com:vml" xmlns:wp14="http://schemas.microsoft.com/office/word/2010/wordprocessingDrawing" xmlns:wp="http://schemas.openxmlformats.org/drawingml/2006/wordprocessingDrawing" xmlns:w10="urn:schemas-microsoft-com:office:word" xmlns:w="http://schemas.openxmlformats.org/wordprocessingml/2006/main" xmlns:w14="http://schemas.microsoft.com/office/word/2010/wordml" xmlns:w15="http://schemas.microsoft.com/office/word/2012/wordml" xmlns:w16cex="http://schemas.microsoft.com/office/word/2018/wordml/cex" xmlns:w16cid="http://schemas.microsoft.com/office/word/2016/wordml/cid" xmlns:w16="http://schemas.microsoft.com/office/word/2018/wordml" xmlns:w16sdtdh="http://schemas.microsoft.com/office/word/2020/wordml/sdtdatahash" xmlns:w16se="http://schemas.microsoft.com/office/word/2015/wordml/symex" xmlns:wpg="http://schemas.microsoft.com/office/word/2010/wordprocessingGroup" xmlns:wpi="http://schemas.microsoft.com/office/word/2010/wordprocessingInk" xmlns:wne="http://schemas.microsoft.com/office/word/2006/wordml" xmlns:wps="http://schemas.microsoft.com/office/word/2010/wordprocessingShape" mc:Ignorable="w14 w15 w16se w16cid w16 w16cex w16sdtdh wp14">
+<w:ftr xmlns:wpc="http://schemas.microsoft.com/office/word/2010/wordprocessingCanvas" xmlns:cx="http://schemas.microsoft.com/office/drawing/2014/chartex" xmlns:cx1="http://schemas.microsoft.com/office/drawing/2015/9/8/chartex" xmlns:cx2="http://schemas.microsoft.com/office/drawing/2015/10/21/chartex" xmlns:cx3="http://schemas.microsoft.com/office/drawing/2016/5/9/chartex" xmlns:cx4="http://schemas.microsoft.com/office/drawing/2016/5/10/chartex" xmlns:cx5="http://schemas.microsoft.com/office/drawing/2016/5/11/chartex" xmlns:cx6="http://schemas.microsoft.com/office/drawing/2016/5/12/chartex" xmlns:cx7="http://schemas.microsoft.com/office/drawing/2016/5/13/chartex" xmlns:cx8="http://schemas.microsoft.com/office/drawing/2016/5/14/chartex" xmlns:mc="http://schemas.openxmlformats.org/markup-compatibility/2006" xmlns:aink="http://schemas.microsoft.com/office/drawing/2016/ink" xmlns:am3d="http://schemas.microsoft.com/office/drawing/2017/model3d" xmlns:o="urn:schemas-microsoft-com:office:office" xmlns:oel="http://schemas.microsoft.com/office/2019/extlst" xmlns:r="http://schemas.openxmlformats.org/officeDocument/2006/relationships" xmlns:m="http://schemas.openxmlformats.org/officeDocument/2006/math" xmlns:v="urn:schemas-microsoft-com:vml" xmlns:wp14="http://schemas.microsoft.com/office/word/2010/wordprocessingDrawing" xmlns:wp="http://schemas.openxmlformats.org/drawingml/2006/wordprocessingDrawing" xmlns:w10="urn:schemas-microsoft-com:office:word" xmlns:w="http://schemas.openxmlformats.org/wordprocessingml/2006/main" xmlns:w14="http://schemas.microsoft.com/office/word/2010/wordml" xmlns:w15="http://schemas.microsoft.com/office/word/2012/wordml" xmlns:w16cex="http://schemas.microsoft.com/office/word/2018/wordml/cex" xmlns:w16cid="http://schemas.microsoft.com/office/word/2016/wordml/cid" xmlns:w16="http://schemas.microsoft.com/office/word/2018/wordml" xmlns:w16du="http://schemas.microsoft.com/office/word/2023/wordml/word16du" xmlns:w16sdtdh="http://schemas.microsoft.com/office/word/2020/wordml/sdtdatahash" xmlns:w16sdtfl="http://schemas.microsoft.com/office/word/2024/wordml/sdtformatlock" xmlns:w16se="http://schemas.microsoft.com/office/word/2015/wordml/symex" xmlns:wpg="http://schemas.microsoft.com/office/word/2010/wordprocessingGroup" xmlns:wpi="http://schemas.microsoft.com/office/word/2010/wordprocessingInk" xmlns:wne="http://schemas.microsoft.com/office/word/2006/wordml" xmlns:wps="http://schemas.microsoft.com/office/word/2010/wordprocessingShape" mc:Ignorable="w14 w15 w16se w16cid w16 w16cex w16sdtdh w16sdtfl w16du wp14">
   <w:p>
     <w:pPr>
       <w:pStyle w:val="af4"/>
@@ -91,7 +112,7 @@
 </file>
 
 <file path=word/footer3.xml><?xml version="1.0" encoding="utf-8"?>
-<w:ftr xmlns:wpc="http://schemas.microsoft.com/office/word/2010/wordprocessingCanvas" xmlns:cx="http://schemas.microsoft.com/office/drawing/2014/chartex" xmlns:cx1="http://schemas.microsoft.com/office/drawing/2015/9/8/chartex" xmlns:cx2="http://schemas.microsoft.com/office/drawing/2015/10/21/chartex" xmlns:cx3="http://schemas.microsoft.com/office/drawing/2016/5/9/chartex" xmlns:cx4="http://schemas.microsoft.com/office/drawing/2016/5/10/chartex" xmlns:cx5="http://schemas.microsoft.com/office/drawing/2016/5/11/chartex" xmlns:cx6="http://schemas.microsoft.com/office/drawing/2016/5/12/chartex" xmlns:cx7="http://schemas.microsoft.com/office/drawing/2016/5/13/chartex" xmlns:cx8="http://schemas.microsoft.com/office/drawing/2016/5/14/chartex" xmlns:mc="http://schemas.openxmlformats.org/markup-compatibility/2006" xmlns:aink="http://schemas.microsoft.com/office/drawing/2016/ink" xmlns:am3d="http://schemas.microsoft.com/office/drawing/2017/model3d" xmlns:o="urn:schemas-microsoft-com:office:office" xmlns:r="http://schemas.openxmlformats.org/officeDocument/2006/relationships" xmlns:m="http://schemas.openxmlformats.org/officeDocument/2006/math" xmlns:v="urn:schemas-microsoft-com:vml" xmlns:wp14="http://schemas.microsoft.com/office/word/2010/wordprocessingDrawing" xmlns:wp="http://schemas.openxmlformats.org/drawingml/2006/wordprocessingDrawing" xmlns:w10="urn:schemas-microsoft-com:office:word" xmlns:w="http://schemas.openxmlformats.org/wordprocessingml/2006/main" xmlns:w14="http://schemas.microsoft.com/office/word/2010/wordml" xmlns:w15="http://schemas.microsoft.com/office/word/2012/wordml" xmlns:w16cex="http://schemas.microsoft.com/office/word/2018/wordml/cex" xmlns:w16cid="http://schemas.microsoft.com/office/word/2016/wordml/cid" xmlns:w16="http://schemas.microsoft.com/office/word/2018/wordml" xmlns:w16sdtdh="http://schemas.microsoft.com/office/word/2020/wordml/sdtdatahash" xmlns:w16se="http://schemas.microsoft.com/office/word/2015/wordml/symex" xmlns:wpg="http://schemas.microsoft.com/office/word/2010/wordprocessingGroup" xmlns:wpi="http://schemas.microsoft.com/office/word/2010/wordprocessingInk" xmlns:wne="http://schemas.microsoft.com/office/word/2006/wordml" xmlns:wps="http://schemas.microsoft.com/office/word/2010/wordprocessingShape" mc:Ignorable="w14 w15 w16se w16cid w16 w16cex w16sdtdh wp14">
+<w:ftr xmlns:wpc="http://schemas.microsoft.com/office/word/2010/wordprocessingCanvas" xmlns:cx="http://schemas.microsoft.com/office/drawing/2014/chartex" xmlns:cx1="http://schemas.microsoft.com/office/drawing/2015/9/8/chartex" xmlns:cx2="http://schemas.microsoft.com/office/drawing/2015/10/21/chartex" xmlns:cx3="http://schemas.microsoft.com/office/drawing/2016/5/9/chartex" xmlns:cx4="http://schemas.microsoft.com/office/drawing/2016/5/10/chartex" xmlns:cx5="http://schemas.microsoft.com/office/drawing/2016/5/11/chartex" xmlns:cx6="http://schemas.microsoft.com/office/drawing/2016/5/12/chartex" xmlns:cx7="http://schemas.microsoft.com/office/drawing/2016/5/13/chartex" xmlns:cx8="http://schemas.microsoft.com/office/drawing/2016/5/14/chartex" xmlns:mc="http://schemas.openxmlformats.org/markup-compatibility/2006" xmlns:aink="http://schemas.microsoft.com/office/drawing/2016/ink" xmlns:am3d="http://schemas.microsoft.com/office/drawing/2017/model3d" xmlns:o="urn:schemas-microsoft-com:office:office" xmlns:oel="http://schemas.microsoft.com/office/2019/extlst" xmlns:r="http://schemas.openxmlformats.org/officeDocument/2006/relationships" xmlns:m="http://schemas.openxmlformats.org/officeDocument/2006/math" xmlns:v="urn:schemas-microsoft-com:vml" xmlns:wp14="http://schemas.microsoft.com/office/word/2010/wordprocessingDrawing" xmlns:wp="http://schemas.openxmlformats.org/drawingml/2006/wordprocessingDrawing" xmlns:w10="urn:schemas-microsoft-com:office:word" xmlns:w="http://schemas.openxmlformats.org/wordprocessingml/2006/main" xmlns:w14="http://schemas.microsoft.com/office/word/2010/wordml" xmlns:w15="http://schemas.microsoft.com/office/word/2012/wordml" xmlns:w16cex="http://schemas.microsoft.com/office/word/2018/wordml/cex" xmlns:w16cid="http://schemas.microsoft.com/office/word/2016/wordml/cid" xmlns:w16="http://schemas.microsoft.com/office/word/2018/wordml" xmlns:w16du="http://schemas.microsoft.com/office/word/2023/wordml/word16du" xmlns:w16sdtdh="http://schemas.microsoft.com/office/word/2020/wordml/sdtdatahash" xmlns:w16sdtfl="http://schemas.microsoft.com/office/word/2024/wordml/sdtformatlock" xmlns:w16se="http://schemas.microsoft.com/office/word/2015/wordml/symex" xmlns:wpg="http://schemas.microsoft.com/office/word/2010/wordprocessingGroup" xmlns:wpi="http://schemas.microsoft.com/office/word/2010/wordprocessingInk" xmlns:wne="http://schemas.microsoft.com/office/word/2006/wordml" xmlns:wps="http://schemas.microsoft.com/office/word/2010/wordprocessingShape" mc:Ignorable="w14 w15 w16se w16cid w16 w16cex w16sdtdh w16sdtfl w16du wp14">
   <w:p>
     <w:pPr>
       <w:pStyle w:val="af4"/>
@@ -102,11 +123,11 @@
 </file>
 
 <file path=word/footnotes.xml><?xml version="1.0" encoding="utf-8"?>
-<w:footnotes xmlns:wpc="http://schemas.microsoft.com/office/word/2010/wordprocessingCanvas" xmlns:cx="http://schemas.microsoft.com/office/drawing/2014/chartex" xmlns:cx1="http://schemas.microsoft.com/office/drawing/2015/9/8/chartex" xmlns:cx2="http://schemas.microsoft.com/office/drawing/2015/10/21/chartex" xmlns:cx3="http://schemas.microsoft.com/office/drawing/2016/5/9/chartex" xmlns:cx4="http://schemas.microsoft.com/office/drawing/2016/5/10/chartex" xmlns:cx5="http://schemas.microsoft.com/office/drawing/2016/5/11/chartex" xmlns:cx6="http://schemas.microsoft.com/office/drawing/2016/5/12/chartex" xmlns:cx7="http://schemas.microsoft.com/office/drawing/2016/5/13/chartex" xmlns:cx8="http://schemas.microsoft.com/office/drawing/2016/5/14/chartex" xmlns:mc="http://schemas.openxmlformats.org/markup-compatibility/2006" xmlns:aink="http://schemas.microsoft.com/office/drawing/2016/ink" xmlns:am3d="http://schemas.microsoft.com/office/drawing/2017/model3d" xmlns:o="urn:schemas-microsoft-com:office:office" xmlns:r="http://schemas.openxmlformats.org/officeDocument/2006/relationships" xmlns:m="http://schemas.openxmlformats.org/officeDocument/2006/math" xmlns:v="urn:schemas-microsoft-com:vml" xmlns:wp14="http://schemas.microsoft.com/office/word/2010/wordprocessingDrawing" xmlns:wp="http://schemas.openxmlformats.org/drawingml/2006/wordprocessingDrawing" xmlns:w10="urn:schemas-microsoft-com:office:word" xmlns:w="http://schemas.openxmlformats.org/wordprocessingml/2006/main" xmlns:w14="http://schemas.microsoft.com/office/word/2010/wordml" xmlns:w15="http://schemas.microsoft.com/office/word/2012/wordml" xmlns:w16cex="http://schemas.microsoft.com/office/word/2018/wordml/cex" xmlns:w16cid="http://schemas.microsoft.com/office/word/2016/wordml/cid" xmlns:w16="http://schemas.microsoft.com/office/word/2018/wordml" xmlns:w16sdtdh="http://schemas.microsoft.com/office/word/2020/wordml/sdtdatahash" xmlns:w16se="http://schemas.microsoft.com/office/word/2015/wordml/symex" xmlns:wpg="http://schemas.microsoft.com/office/word/2010/wordprocessingGroup" xmlns:wpi="http://schemas.microsoft.com/office/word/2010/wordprocessingInk" xmlns:wne="http://schemas.microsoft.com/office/word/2006/wordml" xmlns:wps="http://schemas.microsoft.com/office/word/2010/wordprocessingShape" mc:Ignorable="w14 w15 w16se w16cid w16 w16cex w16sdtdh wp14">
+<w:footnotes xmlns:wpc="http://schemas.microsoft.com/office/word/2010/wordprocessingCanvas" xmlns:cx="http://schemas.microsoft.com/office/drawing/2014/chartex" xmlns:cx1="http://schemas.microsoft.com/office/drawing/2015/9/8/chartex" xmlns:cx2="http://schemas.microsoft.com/office/drawing/2015/10/21/chartex" xmlns:cx3="http://schemas.microsoft.com/office/drawing/2016/5/9/chartex" xmlns:cx4="http://schemas.microsoft.com/office/drawing/2016/5/10/chartex" xmlns:cx5="http://schemas.microsoft.com/office/drawing/2016/5/11/chartex" xmlns:cx6="http://schemas.microsoft.com/office/drawing/2016/5/12/chartex" xmlns:cx7="http://schemas.microsoft.com/office/drawing/2016/5/13/chartex" xmlns:cx8="http://schemas.microsoft.com/office/drawing/2016/5/14/chartex" xmlns:mc="http://schemas.openxmlformats.org/markup-compatibility/2006" xmlns:aink="http://schemas.microsoft.com/office/drawing/2016/ink" xmlns:am3d="http://schemas.microsoft.com/office/drawing/2017/model3d" xmlns:o="urn:schemas-microsoft-com:office:office" xmlns:oel="http://schemas.microsoft.com/office/2019/extlst" xmlns:r="http://schemas.openxmlformats.org/officeDocument/2006/relationships" xmlns:m="http://schemas.openxmlformats.org/officeDocument/2006/math" xmlns:v="urn:schemas-microsoft-com:vml" xmlns:wp14="http://schemas.microsoft.com/office/word/2010/wordprocessingDrawing" xmlns:wp="http://schemas.openxmlformats.org/drawingml/2006/wordprocessingDrawing" xmlns:w10="urn:schemas-microsoft-com:office:word" xmlns:w="http://schemas.openxmlformats.org/wordprocessingml/2006/main" xmlns:w14="http://schemas.microsoft.com/office/word/2010/wordml" xmlns:w15="http://schemas.microsoft.com/office/word/2012/wordml" xmlns:w16cex="http://schemas.microsoft.com/office/word/2018/wordml/cex" xmlns:w16cid="http://schemas.microsoft.com/office/word/2016/wordml/cid" xmlns:w16="http://schemas.microsoft.com/office/word/2018/wordml" xmlns:w16du="http://schemas.microsoft.com/office/word/2023/wordml/word16du" xmlns:w16sdtdh="http://schemas.microsoft.com/office/word/2020/wordml/sdtdatahash" xmlns:w16sdtfl="http://schemas.microsoft.com/office/word/2024/wordml/sdtformatlock" xmlns:w16se="http://schemas.microsoft.com/office/word/2015/wordml/symex" xmlns:wpg="http://schemas.microsoft.com/office/word/2010/wordprocessingGroup" xmlns:wpi="http://schemas.microsoft.com/office/word/2010/wordprocessingInk" xmlns:wne="http://schemas.microsoft.com/office/word/2006/wordml" xmlns:wps="http://schemas.microsoft.com/office/word/2010/wordprocessingShape" mc:Ignorable="w14 w15 w16se w16cid w16 w16cex w16sdtdh w16sdtfl w16du wp14">
   <w:footnote w:type="separator" w:id="-1">
     <w:p>
       <w:pPr>
-        <w:spacing w:after="240"/>
+        <w:spacing w:line="240" w:lineRule="auto"/>
       </w:pPr>
       <w:r>
         <w:separator/>
@@ -116,7 +137,7 @@
   <w:footnote w:type="continuationSeparator" w:id="0">
     <w:p>
       <w:pPr>
-        <w:spacing w:after="240"/>
+        <w:spacing w:line="240" w:lineRule="auto"/>
       </w:pPr>
       <w:r>
         <w:continuationSeparator/>
@@ -127,29 +148,7 @@
 </file>
 
 <file path=word/header1.xml><?xml version="1.0" encoding="utf-8"?>
-<w:hdr xmlns:wpc="http://schemas.microsoft.com/office/word/2010/wordprocessingCanvas" xmlns:cx="http://schemas.microsoft.com/office/drawing/2014/chartex" xmlns:cx1="http://schemas.microsoft.com/office/drawing/2015/9/8/chartex" xmlns:cx2="http://schemas.microsoft.com/office/drawing/2015/10/21/chartex" xmlns:cx3="http://schemas.microsoft.com/office/drawing/2016/5/9/chartex" xmlns:cx4="http://schemas.microsoft.com/office/drawing/2016/5/10/chartex" xmlns:cx5="http://schemas.microsoft.com/office/drawing/2016/5/11/chartex" xmlns:cx6="http://schemas.microsoft.com/office/drawing/2016/5/12/chartex" xmlns:cx7="http://schemas.microsoft.com/office/drawing/2016/5/13/chartex" xmlns:cx8="http://schemas.microsoft.com/office/drawing/2016/5/14/chartex" xmlns:mc="http://schemas.openxmlformats.org/markup-compatibility/2006" xmlns:aink="http://schemas.microsoft.com/office/drawing/2016/ink" xmlns:am3d="http://schemas.microsoft.com/office/drawing/2017/model3d" xmlns:o="urn:schemas-microsoft-com:office:office" xmlns:r="http://schemas.openxmlformats.org/officeDocument/2006/relationships" xmlns:m="http://schemas.openxmlformats.org/officeDocument/2006/math" xmlns:v="urn:schemas-microsoft-com:vml" xmlns:wp14="http://schemas.microsoft.com/office/word/2010/wordprocessingDrawing" xmlns:wp="http://schemas.openxmlformats.org/drawingml/2006/wordprocessingDrawing" xmlns:w10="urn:schemas-microsoft-com:office:word" xmlns:w="http://schemas.openxmlformats.org/wordprocessingml/2006/main" xmlns:w14="http://schemas.microsoft.com/office/word/2010/wordml" xmlns:w15="http://schemas.microsoft.com/office/word/2012/wordml" xmlns:w16cex="http://schemas.microsoft.com/office/word/2018/wordml/cex" xmlns:w16cid="http://schemas.microsoft.com/office/word/2016/wordml/cid" xmlns:w16="http://schemas.microsoft.com/office/word/2018/wordml" xmlns:w16sdtdh="http://schemas.microsoft.com/office/word/2020/wordml/sdtdatahash" xmlns:w16se="http://schemas.microsoft.com/office/word/2015/wordml/symex" xmlns:wpg="http://schemas.microsoft.com/office/word/2010/wordprocessingGroup" xmlns:wpi="http://schemas.microsoft.com/office/word/2010/wordprocessingInk" xmlns:wne="http://schemas.microsoft.com/office/word/2006/wordml" xmlns:wps="http://schemas.microsoft.com/office/word/2010/wordprocessingShape" mc:Ignorable="w14 w15 w16se w16cid w16 w16cex w16sdtdh wp14">
-  <w:p>
-    <w:pPr>
-      <w:pStyle w:val="af2"/>
-      <w:spacing w:after="240"/>
-    </w:pPr>
-  </w:p>
-</w:hdr>
-</file>
-
-<file path=word/header2.xml><?xml version="1.0" encoding="utf-8"?>
-<w:hdr xmlns:wpc="http://schemas.microsoft.com/office/word/2010/wordprocessingCanvas" xmlns:cx="http://schemas.microsoft.com/office/drawing/2014/chartex" xmlns:cx1="http://schemas.microsoft.com/office/drawing/2015/9/8/chartex" xmlns:cx2="http://schemas.microsoft.com/office/drawing/2015/10/21/chartex" xmlns:cx3="http://schemas.microsoft.com/office/drawing/2016/5/9/chartex" xmlns:cx4="http://schemas.microsoft.com/office/drawing/2016/5/10/chartex" xmlns:cx5="http://schemas.microsoft.com/office/drawing/2016/5/11/chartex" xmlns:cx6="http://schemas.microsoft.com/office/drawing/2016/5/12/chartex" xmlns:cx7="http://schemas.microsoft.com/office/drawing/2016/5/13/chartex" xmlns:cx8="http://schemas.microsoft.com/office/drawing/2016/5/14/chartex" xmlns:mc="http://schemas.openxmlformats.org/markup-compatibility/2006" xmlns:aink="http://schemas.microsoft.com/office/drawing/2016/ink" xmlns:am3d="http://schemas.microsoft.com/office/drawing/2017/model3d" xmlns:o="urn:schemas-microsoft-com:office:office" xmlns:r="http://schemas.openxmlformats.org/officeDocument/2006/relationships" xmlns:m="http://schemas.openxmlformats.org/officeDocument/2006/math" xmlns:v="urn:schemas-microsoft-com:vml" xmlns:wp14="http://schemas.microsoft.com/office/word/2010/wordprocessingDrawing" xmlns:wp="http://schemas.openxmlformats.org/drawingml/2006/wordprocessingDrawing" xmlns:w10="urn:schemas-microsoft-com:office:word" xmlns:w="http://schemas.openxmlformats.org/wordprocessingml/2006/main" xmlns:w14="http://schemas.microsoft.com/office/word/2010/wordml" xmlns:w15="http://schemas.microsoft.com/office/word/2012/wordml" xmlns:w16cex="http://schemas.microsoft.com/office/word/2018/wordml/cex" xmlns:w16cid="http://schemas.microsoft.com/office/word/2016/wordml/cid" xmlns:w16="http://schemas.microsoft.com/office/word/2018/wordml" xmlns:w16sdtdh="http://schemas.microsoft.com/office/word/2020/wordml/sdtdatahash" xmlns:w16se="http://schemas.microsoft.com/office/word/2015/wordml/symex" xmlns:wpg="http://schemas.microsoft.com/office/word/2010/wordprocessingGroup" xmlns:wpi="http://schemas.microsoft.com/office/word/2010/wordprocessingInk" xmlns:wne="http://schemas.microsoft.com/office/word/2006/wordml" xmlns:wps="http://schemas.microsoft.com/office/word/2010/wordprocessingShape" mc:Ignorable="w14 w15 w16se w16cid w16 w16cex w16sdtdh wp14">
-  <w:p>
-    <w:pPr>
-      <w:pStyle w:val="af2"/>
-      <w:spacing w:after="240"/>
-    </w:pPr>
-  </w:p>
-</w:hdr>
-</file>
-
-<file path=word/header3.xml><?xml version="1.0" encoding="utf-8"?>
-<w:hdr xmlns:wpc="http://schemas.microsoft.com/office/word/2010/wordprocessingCanvas" xmlns:cx="http://schemas.microsoft.com/office/drawing/2014/chartex" xmlns:cx1="http://schemas.microsoft.com/office/drawing/2015/9/8/chartex" xmlns:cx2="http://schemas.microsoft.com/office/drawing/2015/10/21/chartex" xmlns:cx3="http://schemas.microsoft.com/office/drawing/2016/5/9/chartex" xmlns:cx4="http://schemas.microsoft.com/office/drawing/2016/5/10/chartex" xmlns:cx5="http://schemas.microsoft.com/office/drawing/2016/5/11/chartex" xmlns:cx6="http://schemas.microsoft.com/office/drawing/2016/5/12/chartex" xmlns:cx7="http://schemas.microsoft.com/office/drawing/2016/5/13/chartex" xmlns:cx8="http://schemas.microsoft.com/office/drawing/2016/5/14/chartex" xmlns:mc="http://schemas.openxmlformats.org/markup-compatibility/2006" xmlns:aink="http://schemas.microsoft.com/office/drawing/2016/ink" xmlns:am3d="http://schemas.microsoft.com/office/drawing/2017/model3d" xmlns:o="urn:schemas-microsoft-com:office:office" xmlns:r="http://schemas.openxmlformats.org/officeDocument/2006/relationships" xmlns:m="http://schemas.openxmlformats.org/officeDocument/2006/math" xmlns:v="urn:schemas-microsoft-com:vml" xmlns:wp14="http://schemas.microsoft.com/office/word/2010/wordprocessingDrawing" xmlns:wp="http://schemas.openxmlformats.org/drawingml/2006/wordprocessingDrawing" xmlns:w10="urn:schemas-microsoft-com:office:word" xmlns:w="http://schemas.openxmlformats.org/wordprocessingml/2006/main" xmlns:w14="http://schemas.microsoft.com/office/word/2010/wordml" xmlns:w15="http://schemas.microsoft.com/office/word/2012/wordml" xmlns:w16cex="http://schemas.microsoft.com/office/word/2018/wordml/cex" xmlns:w16cid="http://schemas.microsoft.com/office/word/2016/wordml/cid" xmlns:w16="http://schemas.microsoft.com/office/word/2018/wordml" xmlns:w16sdtdh="http://schemas.microsoft.com/office/word/2020/wordml/sdtdatahash" xmlns:w16se="http://schemas.microsoft.com/office/word/2015/wordml/symex" xmlns:wpg="http://schemas.microsoft.com/office/word/2010/wordprocessingGroup" xmlns:wpi="http://schemas.microsoft.com/office/word/2010/wordprocessingInk" xmlns:wne="http://schemas.microsoft.com/office/word/2006/wordml" xmlns:wps="http://schemas.microsoft.com/office/word/2010/wordprocessingShape" mc:Ignorable="w14 w15 w16se w16cid w16 w16cex w16sdtdh wp14">
+<w:hdr xmlns:wpc="http://schemas.microsoft.com/office/word/2010/wordprocessingCanvas" xmlns:cx="http://schemas.microsoft.com/office/drawing/2014/chartex" xmlns:cx1="http://schemas.microsoft.com/office/drawing/2015/9/8/chartex" xmlns:cx2="http://schemas.microsoft.com/office/drawing/2015/10/21/chartex" xmlns:cx3="http://schemas.microsoft.com/office/drawing/2016/5/9/chartex" xmlns:cx4="http://schemas.microsoft.com/office/drawing/2016/5/10/chartex" xmlns:cx5="http://schemas.microsoft.com/office/drawing/2016/5/11/chartex" xmlns:cx6="http://schemas.microsoft.com/office/drawing/2016/5/12/chartex" xmlns:cx7="http://schemas.microsoft.com/office/drawing/2016/5/13/chartex" xmlns:cx8="http://schemas.microsoft.com/office/drawing/2016/5/14/chartex" xmlns:mc="http://schemas.openxmlformats.org/markup-compatibility/2006" xmlns:aink="http://schemas.microsoft.com/office/drawing/2016/ink" xmlns:am3d="http://schemas.microsoft.com/office/drawing/2017/model3d" xmlns:o="urn:schemas-microsoft-com:office:office" xmlns:oel="http://schemas.microsoft.com/office/2019/extlst" xmlns:r="http://schemas.openxmlformats.org/officeDocument/2006/relationships" xmlns:m="http://schemas.openxmlformats.org/officeDocument/2006/math" xmlns:v="urn:schemas-microsoft-com:vml" xmlns:wp14="http://schemas.microsoft.com/office/word/2010/wordprocessingDrawing" xmlns:wp="http://schemas.openxmlformats.org/drawingml/2006/wordprocessingDrawing" xmlns:w10="urn:schemas-microsoft-com:office:word" xmlns:w="http://schemas.openxmlformats.org/wordprocessingml/2006/main" xmlns:w14="http://schemas.microsoft.com/office/word/2010/wordml" xmlns:w15="http://schemas.microsoft.com/office/word/2012/wordml" xmlns:w16cex="http://schemas.microsoft.com/office/word/2018/wordml/cex" xmlns:w16cid="http://schemas.microsoft.com/office/word/2016/wordml/cid" xmlns:w16="http://schemas.microsoft.com/office/word/2018/wordml" xmlns:w16du="http://schemas.microsoft.com/office/word/2023/wordml/word16du" xmlns:w16sdtdh="http://schemas.microsoft.com/office/word/2020/wordml/sdtdatahash" xmlns:w16sdtfl="http://schemas.microsoft.com/office/word/2024/wordml/sdtformatlock" xmlns:w16se="http://schemas.microsoft.com/office/word/2015/wordml/symex" xmlns:wpg="http://schemas.microsoft.com/office/word/2010/wordprocessingGroup" xmlns:wpi="http://schemas.microsoft.com/office/word/2010/wordprocessingInk" xmlns:wne="http://schemas.microsoft.com/office/word/2006/wordml" xmlns:wps="http://schemas.microsoft.com/office/word/2010/wordprocessingShape" mc:Ignorable="w14 w15 w16se w16cid w16 w16cex w16sdtdh w16sdtfl w16du wp14">
   <w:p>
     <w:pPr>
       <w:pStyle w:val="af2"/>
@@ -160,7 +159,7 @@
 </file>
 
 <file path=word/numbering.xml><?xml version="1.0" encoding="utf-8"?>
-<w:numbering xmlns:wpc="http://schemas.microsoft.com/office/word/2010/wordprocessingCanvas" xmlns:cx="http://schemas.microsoft.com/office/drawing/2014/chartex" xmlns:cx1="http://schemas.microsoft.com/office/drawing/2015/9/8/chartex" xmlns:cx2="http://schemas.microsoft.com/office/drawing/2015/10/21/chartex" xmlns:cx3="http://schemas.microsoft.com/office/drawing/2016/5/9/chartex" xmlns:cx4="http://schemas.microsoft.com/office/drawing/2016/5/10/chartex" xmlns:cx5="http://schemas.microsoft.com/office/drawing/2016/5/11/chartex" xmlns:cx6="http://schemas.microsoft.com/office/drawing/2016/5/12/chartex" xmlns:cx7="http://schemas.microsoft.com/office/drawing/2016/5/13/chartex" xmlns:cx8="http://schemas.microsoft.com/office/drawing/2016/5/14/chartex" xmlns:mc="http://schemas.openxmlformats.org/markup-compatibility/2006" xmlns:aink="http://schemas.microsoft.com/office/drawing/2016/ink" xmlns:am3d="http://schemas.microsoft.com/office/drawing/2017/model3d" xmlns:o="urn:schemas-microsoft-com:office:office" xmlns:r="http://schemas.openxmlformats.org/officeDocument/2006/relationships" xmlns:m="http://schemas.openxmlformats.org/officeDocument/2006/math" xmlns:v="urn:schemas-microsoft-com:vml" xmlns:wp14="http://schemas.microsoft.com/office/word/2010/wordprocessingDrawing" xmlns:wp="http://schemas.openxmlformats.org/drawingml/2006/wordprocessingDrawing" xmlns:w10="urn:schemas-microsoft-com:office:word" xmlns:w="http://schemas.openxmlformats.org/wordprocessingml/2006/main" xmlns:w14="http://schemas.microsoft.com/office/word/2010/wordml" xmlns:w15="http://schemas.microsoft.com/office/word/2012/wordml" xmlns:w16cex="http://schemas.microsoft.com/office/word/2018/wordml/cex" xmlns:w16cid="http://schemas.microsoft.com/office/word/2016/wordml/cid" xmlns:w16="http://schemas.microsoft.com/office/word/2018/wordml" xmlns:w16sdtdh="http://schemas.microsoft.com/office/word/2020/wordml/sdtdatahash" xmlns:w16se="http://schemas.microsoft.com/office/word/2015/wordml/symex" xmlns:wpg="http://schemas.microsoft.com/office/word/2010/wordprocessingGroup" xmlns:wpi="http://schemas.microsoft.com/office/word/2010/wordprocessingInk" xmlns:wne="http://schemas.microsoft.com/office/word/2006/wordml" xmlns:wps="http://schemas.microsoft.com/office/word/2010/wordprocessingShape" mc:Ignorable="w14 w15 w16se w16cid w16 w16cex w16sdtdh wp14">
+<w:numbering xmlns:wpc="http://schemas.microsoft.com/office/word/2010/wordprocessingCanvas" xmlns:cx="http://schemas.microsoft.com/office/drawing/2014/chartex" xmlns:cx1="http://schemas.microsoft.com/office/drawing/2015/9/8/chartex" xmlns:cx2="http://schemas.microsoft.com/office/drawing/2015/10/21/chartex" xmlns:cx3="http://schemas.microsoft.com/office/drawing/2016/5/9/chartex" xmlns:cx4="http://schemas.microsoft.com/office/drawing/2016/5/10/chartex" xmlns:cx5="http://schemas.microsoft.com/office/drawing/2016/5/11/chartex" xmlns:cx6="http://schemas.microsoft.com/office/drawing/2016/5/12/chartex" xmlns:cx7="http://schemas.microsoft.com/office/drawing/2016/5/13/chartex" xmlns:cx8="http://schemas.microsoft.com/office/drawing/2016/5/14/chartex" xmlns:mc="http://schemas.openxmlformats.org/markup-compatibility/2006" xmlns:aink="http://schemas.microsoft.com/office/drawing/2016/ink" xmlns:am3d="http://schemas.microsoft.com/office/drawing/2017/model3d" xmlns:o="urn:schemas-microsoft-com:office:office" xmlns:oel="http://schemas.microsoft.com/office/2019/extlst" xmlns:r="http://schemas.openxmlformats.org/officeDocument/2006/relationships" xmlns:m="http://schemas.openxmlformats.org/officeDocument/2006/math" xmlns:v="urn:schemas-microsoft-com:vml" xmlns:wp14="http://schemas.microsoft.com/office/word/2010/wordprocessingDrawing" xmlns:wp="http://schemas.openxmlformats.org/drawingml/2006/wordprocessingDrawing" xmlns:w10="urn:schemas-microsoft-com:office:word" xmlns:w="http://schemas.openxmlformats.org/wordprocessingml/2006/main" xmlns:w14="http://schemas.microsoft.com/office/word/2010/wordml" xmlns:w15="http://schemas.microsoft.com/office/word/2012/wordml" xmlns:w16cex="http://schemas.microsoft.com/office/word/2018/wordml/cex" xmlns:w16cid="http://schemas.microsoft.com/office/word/2016/wordml/cid" xmlns:w16="http://schemas.microsoft.com/office/word/2018/wordml" xmlns:w16du="http://schemas.microsoft.com/office/word/2023/wordml/word16du" xmlns:w16sdtdh="http://schemas.microsoft.com/office/word/2020/wordml/sdtdatahash" xmlns:w16sdtfl="http://schemas.microsoft.com/office/word/2024/wordml/sdtformatlock" xmlns:w16se="http://schemas.microsoft.com/office/word/2015/wordml/symex" xmlns:wpg="http://schemas.microsoft.com/office/word/2010/wordprocessingGroup" xmlns:wpi="http://schemas.microsoft.com/office/word/2010/wordprocessingInk" xmlns:wne="http://schemas.microsoft.com/office/word/2006/wordml" xmlns:wps="http://schemas.microsoft.com/office/word/2010/wordprocessingShape" mc:Ignorable="w14 w15 w16se w16cid w16 w16cex w16sdtdh w16sdtfl w16du wp14">
   <w:abstractNum w:abstractNumId="0" w15:restartNumberingAfterBreak="0">
     <w:nsid w:val="FFFFFF7C"/>
     <w:multiLevelType w:val="singleLevel"/>
@@ -347,12 +346,193 @@
     </w:lvl>
   </w:abstractNum>
   <w:abstractNum w:abstractNumId="10" w15:restartNumberingAfterBreak="0">
+    <w:nsid w:val="0000A990"/>
+    <w:multiLevelType w:val="multilevel"/>
+    <w:tmpl w:val="77E898B2"/>
+    <w:lvl w:ilvl="0">
+      <w:numFmt w:val="bullet"/>
+      <w:lvlText w:val=" "/>
+      <w:lvlJc w:val="left"/>
+      <w:pPr>
+        <w:ind w:left="720" w:hanging="360"/>
+      </w:pPr>
+    </w:lvl>
+    <w:lvl w:ilvl="1">
+      <w:numFmt w:val="bullet"/>
+      <w:lvlText w:val=" "/>
+      <w:lvlJc w:val="left"/>
+      <w:pPr>
+        <w:ind w:left="1440" w:hanging="360"/>
+      </w:pPr>
+    </w:lvl>
+    <w:lvl w:ilvl="2">
+      <w:numFmt w:val="bullet"/>
+      <w:lvlText w:val=" "/>
+      <w:lvlJc w:val="left"/>
+      <w:pPr>
+        <w:ind w:left="2160" w:hanging="360"/>
+      </w:pPr>
+    </w:lvl>
+    <w:lvl w:ilvl="3">
+      <w:numFmt w:val="bullet"/>
+      <w:lvlText w:val=" "/>
+      <w:lvlJc w:val="left"/>
+      <w:pPr>
+        <w:ind w:left="2880" w:hanging="360"/>
+      </w:pPr>
+    </w:lvl>
+    <w:lvl w:ilvl="4">
+      <w:numFmt w:val="bullet"/>
+      <w:lvlText w:val=" "/>
+      <w:lvlJc w:val="left"/>
+      <w:pPr>
+        <w:ind w:left="3600" w:hanging="360"/>
+      </w:pPr>
+    </w:lvl>
+    <w:lvl w:ilvl="5">
+      <w:numFmt w:val="bullet"/>
+      <w:lvlText w:val=" "/>
+      <w:lvlJc w:val="left"/>
+      <w:pPr>
+        <w:ind w:left="4320" w:hanging="360"/>
+      </w:pPr>
+    </w:lvl>
+    <w:lvl w:ilvl="6">
+      <w:numFmt w:val="bullet"/>
+      <w:lvlText w:val=" "/>
+      <w:lvlJc w:val="left"/>
+      <w:pPr>
+        <w:ind w:left="5040" w:hanging="360"/>
+      </w:pPr>
+    </w:lvl>
+    <w:lvl w:ilvl="7">
+      <w:numFmt w:val="bullet"/>
+      <w:lvlText w:val=" "/>
+      <w:lvlJc w:val="left"/>
+      <w:pPr>
+        <w:ind w:left="5760" w:hanging="360"/>
+      </w:pPr>
+    </w:lvl>
+    <w:lvl w:ilvl="8">
+      <w:numFmt w:val="bullet"/>
+      <w:lvlText w:val=" "/>
+      <w:lvlJc w:val="left"/>
+      <w:pPr>
+        <w:ind w:left="6480" w:hanging="360"/>
+      </w:pPr>
+    </w:lvl>
+  </w:abstractNum>
+  <w:abstractNum w:abstractNumId="11" w15:restartNumberingAfterBreak="0">
+    <w:nsid w:val="0000A991"/>
+    <w:multiLevelType w:val="multilevel"/>
+    <w:tmpl w:val="38D6E396"/>
+    <w:lvl w:ilvl="0">
+      <w:numFmt w:val="bullet"/>
+      <w:lvlText w:val=""/>
+      <w:lvlJc w:val="left"/>
+      <w:pPr>
+        <w:ind w:left="720" w:hanging="360"/>
+      </w:pPr>
+      <w:rPr>
+        <w:rFonts w:ascii="Symbol" w:hAnsi="Symbol" w:cs="Symbol" w:hint="default"/>
+      </w:rPr>
+    </w:lvl>
+    <w:lvl w:ilvl="1">
+      <w:numFmt w:val="bullet"/>
+      <w:lvlText w:val="o"/>
+      <w:lvlJc w:val="left"/>
+      <w:pPr>
+        <w:ind w:left="1440" w:hanging="360"/>
+      </w:pPr>
+      <w:rPr>
+        <w:rFonts w:ascii="Courier New" w:hAnsi="Courier New" w:cs="Courier New" w:hint="default"/>
+      </w:rPr>
+    </w:lvl>
+    <w:lvl w:ilvl="2">
+      <w:numFmt w:val="bullet"/>
+      <w:lvlText w:val=""/>
+      <w:lvlJc w:val="left"/>
+      <w:pPr>
+        <w:ind w:left="2160" w:hanging="360"/>
+      </w:pPr>
+      <w:rPr>
+        <w:rFonts w:ascii="Wingdings" w:hAnsi="Wingdings" w:cs="Wingdings" w:hint="default"/>
+      </w:rPr>
+    </w:lvl>
+    <w:lvl w:ilvl="3">
+      <w:numFmt w:val="bullet"/>
+      <w:lvlText w:val=""/>
+      <w:lvlJc w:val="left"/>
+      <w:pPr>
+        <w:ind w:left="2880" w:hanging="360"/>
+      </w:pPr>
+      <w:rPr>
+        <w:rFonts w:ascii="Symbol" w:hAnsi="Symbol" w:cs="Symbol" w:hint="default"/>
+      </w:rPr>
+    </w:lvl>
+    <w:lvl w:ilvl="4">
+      <w:numFmt w:val="bullet"/>
+      <w:lvlText w:val="o"/>
+      <w:lvlJc w:val="left"/>
+      <w:pPr>
+        <w:ind w:left="3600" w:hanging="360"/>
+      </w:pPr>
+      <w:rPr>
+        <w:rFonts w:ascii="Courier New" w:hAnsi="Courier New" w:cs="Courier New" w:hint="default"/>
+      </w:rPr>
+    </w:lvl>
+    <w:lvl w:ilvl="5">
+      <w:numFmt w:val="bullet"/>
+      <w:lvlText w:val=""/>
+      <w:lvlJc w:val="left"/>
+      <w:pPr>
+        <w:ind w:left="4320" w:hanging="360"/>
+      </w:pPr>
+      <w:rPr>
+        <w:rFonts w:ascii="Wingdings" w:hAnsi="Wingdings" w:cs="Wingdings" w:hint="default"/>
+      </w:rPr>
+    </w:lvl>
+    <w:lvl w:ilvl="6">
+      <w:numFmt w:val="bullet"/>
+      <w:lvlText w:val=""/>
+      <w:lvlJc w:val="left"/>
+      <w:pPr>
+        <w:ind w:left="5040" w:hanging="360"/>
+      </w:pPr>
+      <w:rPr>
+        <w:rFonts w:ascii="Symbol" w:hAnsi="Symbol" w:cs="Symbol" w:hint="default"/>
+      </w:rPr>
+    </w:lvl>
+    <w:lvl w:ilvl="7">
+      <w:numFmt w:val="bullet"/>
+      <w:lvlText w:val="o"/>
+      <w:lvlJc w:val="left"/>
+      <w:pPr>
+        <w:ind w:left="5760" w:hanging="360"/>
+      </w:pPr>
+      <w:rPr>
+        <w:rFonts w:ascii="Courier New" w:hAnsi="Courier New" w:cs="Courier New" w:hint="default"/>
+      </w:rPr>
+    </w:lvl>
+    <w:lvl w:ilvl="8">
+      <w:numFmt w:val="bullet"/>
+      <w:lvlText w:val=""/>
+      <w:lvlJc w:val="left"/>
+      <w:pPr>
+        <w:ind w:left="6480" w:hanging="360"/>
+      </w:pPr>
+      <w:rPr>
+        <w:rFonts w:ascii="Wingdings" w:hAnsi="Wingdings" w:cs="Wingdings" w:hint="default"/>
+      </w:rPr>
+    </w:lvl>
+  </w:abstractNum>
+  <w:abstractNum w:abstractNumId="12" w15:restartNumberingAfterBreak="0">
     <w:nsid w:val="0FC525D7"/>
     <w:multiLevelType w:val="multilevel"/>
     <w:tmpl w:val="0E32E80C"/>
     <w:numStyleLink w:val="a"/>
   </w:abstractNum>
-  <w:abstractNum w:abstractNumId="11" w15:restartNumberingAfterBreak="0">
+  <w:abstractNum w:abstractNumId="13" w15:restartNumberingAfterBreak="0">
     <w:nsid w:val="127D77E5"/>
     <w:multiLevelType w:val="hybridMultilevel"/>
     <w:tmpl w:val="BD5A9EC2"/>
@@ -438,7 +618,7 @@
       </w:pPr>
     </w:lvl>
   </w:abstractNum>
-  <w:abstractNum w:abstractNumId="12" w15:restartNumberingAfterBreak="0">
+  <w:abstractNum w:abstractNumId="14" w15:restartNumberingAfterBreak="0">
     <w:nsid w:val="170CD2DE"/>
     <w:multiLevelType w:val="multilevel"/>
     <w:tmpl w:val="C65E966C"/>
@@ -542,13 +722,13 @@
       </w:pPr>
     </w:lvl>
   </w:abstractNum>
-  <w:abstractNum w:abstractNumId="13" w15:restartNumberingAfterBreak="0">
+  <w:abstractNum w:abstractNumId="15" w15:restartNumberingAfterBreak="0">
     <w:nsid w:val="17D156FE"/>
     <w:multiLevelType w:val="multilevel"/>
     <w:tmpl w:val="4162C71A"/>
     <w:numStyleLink w:val="a0"/>
   </w:abstractNum>
-  <w:abstractNum w:abstractNumId="14" w15:restartNumberingAfterBreak="0">
+  <w:abstractNum w:abstractNumId="16" w15:restartNumberingAfterBreak="0">
     <w:nsid w:val="1FB232A8"/>
     <w:multiLevelType w:val="multilevel"/>
     <w:tmpl w:val="0E32E80C"/>
@@ -662,11 +842,11 @@
       </w:rPr>
     </w:lvl>
   </w:abstractNum>
-  <w:abstractNum w:abstractNumId="15" w15:restartNumberingAfterBreak="0">
+  <w:abstractNum w:abstractNumId="17" w15:restartNumberingAfterBreak="0">
     <w:nsid w:val="2477334A"/>
     <w:multiLevelType w:val="hybridMultilevel"/>
     <w:tmpl w:val="C6309F70"/>
-    <w:lvl w:ilvl="0">
+    <w:lvl w:ilvl="0" w:tplc="ED1E1912">
       <w:numFmt w:val="bullet"/>
       <w:lvlText w:val="-"/>
       <w:lvlJc w:val="left"/>
@@ -677,7 +857,7 @@
         <w:rFonts w:ascii="Times New Roman" w:eastAsiaTheme="minorEastAsia" w:hAnsi="Times New Roman" w:cs="Times New Roman" w:hint="default"/>
       </w:rPr>
     </w:lvl>
-    <w:lvl w:ilvl="1" w:tentative="1">
+    <w:lvl w:ilvl="1" w:tplc="4B5680B8" w:tentative="1">
       <w:start w:val="1"/>
       <w:numFmt w:val="bullet"/>
       <w:lvlText w:val=""/>
@@ -689,7 +869,7 @@
         <w:rFonts w:ascii="Wingdings" w:hAnsi="Wingdings" w:hint="default"/>
       </w:rPr>
     </w:lvl>
-    <w:lvl w:ilvl="2" w:tentative="1">
+    <w:lvl w:ilvl="2" w:tplc="906030E0" w:tentative="1">
       <w:start w:val="1"/>
       <w:numFmt w:val="bullet"/>
       <w:lvlText w:val=""/>
@@ -701,7 +881,7 @@
         <w:rFonts w:ascii="Wingdings" w:hAnsi="Wingdings" w:hint="default"/>
       </w:rPr>
     </w:lvl>
-    <w:lvl w:ilvl="3" w:tentative="1">
+    <w:lvl w:ilvl="3" w:tplc="4860E914" w:tentative="1">
       <w:start w:val="1"/>
       <w:numFmt w:val="bullet"/>
       <w:lvlText w:val=""/>
@@ -713,7 +893,7 @@
         <w:rFonts w:ascii="Wingdings" w:hAnsi="Wingdings" w:hint="default"/>
       </w:rPr>
     </w:lvl>
-    <w:lvl w:ilvl="4" w:tentative="1">
+    <w:lvl w:ilvl="4" w:tplc="3146A6CC" w:tentative="1">
       <w:start w:val="1"/>
       <w:numFmt w:val="bullet"/>
       <w:lvlText w:val=""/>
@@ -725,7 +905,7 @@
         <w:rFonts w:ascii="Wingdings" w:hAnsi="Wingdings" w:hint="default"/>
       </w:rPr>
     </w:lvl>
-    <w:lvl w:ilvl="5" w:tentative="1">
+    <w:lvl w:ilvl="5" w:tplc="7870BB76" w:tentative="1">
       <w:start w:val="1"/>
       <w:numFmt w:val="bullet"/>
       <w:lvlText w:val=""/>
@@ -737,7 +917,7 @@
         <w:rFonts w:ascii="Wingdings" w:hAnsi="Wingdings" w:hint="default"/>
       </w:rPr>
     </w:lvl>
-    <w:lvl w:ilvl="6" w:tentative="1">
+    <w:lvl w:ilvl="6" w:tplc="450679CE" w:tentative="1">
       <w:start w:val="1"/>
       <w:numFmt w:val="bullet"/>
       <w:lvlText w:val=""/>
@@ -749,7 +929,7 @@
         <w:rFonts w:ascii="Wingdings" w:hAnsi="Wingdings" w:hint="default"/>
       </w:rPr>
     </w:lvl>
-    <w:lvl w:ilvl="7" w:tentative="1">
+    <w:lvl w:ilvl="7" w:tplc="746E0390" w:tentative="1">
       <w:start w:val="1"/>
       <w:numFmt w:val="bullet"/>
       <w:lvlText w:val=""/>
@@ -761,7 +941,7 @@
         <w:rFonts w:ascii="Wingdings" w:hAnsi="Wingdings" w:hint="default"/>
       </w:rPr>
     </w:lvl>
-    <w:lvl w:ilvl="8" w:tentative="1">
+    <w:lvl w:ilvl="8" w:tplc="14FA17C0" w:tentative="1">
       <w:start w:val="1"/>
       <w:numFmt w:val="bullet"/>
       <w:lvlText w:val=""/>
@@ -774,7 +954,7 @@
       </w:rPr>
     </w:lvl>
   </w:abstractNum>
-  <w:abstractNum w:abstractNumId="16" w15:restartNumberingAfterBreak="0">
+  <w:abstractNum w:abstractNumId="18" w15:restartNumberingAfterBreak="0">
     <w:nsid w:val="2C1AE401"/>
     <w:multiLevelType w:val="multilevel"/>
     <w:tmpl w:val="21168CFA"/>
@@ -878,7 +1058,7 @@
       </w:pPr>
     </w:lvl>
   </w:abstractNum>
-  <w:abstractNum w:abstractNumId="17" w15:restartNumberingAfterBreak="0">
+  <w:abstractNum w:abstractNumId="19" w15:restartNumberingAfterBreak="0">
     <w:nsid w:val="2FBC68B6"/>
     <w:multiLevelType w:val="multilevel"/>
     <w:tmpl w:val="4162C71A"/>
@@ -983,11 +1163,11 @@
       </w:rPr>
     </w:lvl>
   </w:abstractNum>
-  <w:abstractNum w:abstractNumId="18" w15:restartNumberingAfterBreak="0">
+  <w:abstractNum w:abstractNumId="20" w15:restartNumberingAfterBreak="0">
     <w:nsid w:val="316817A0"/>
     <w:multiLevelType w:val="hybridMultilevel"/>
     <w:tmpl w:val="46CAFED0"/>
-    <w:lvl w:ilvl="0">
+    <w:lvl w:ilvl="0" w:tplc="9E8E5F5A">
       <w:numFmt w:val="bullet"/>
       <w:lvlText w:val="-"/>
       <w:lvlJc w:val="left"/>
@@ -998,7 +1178,7 @@
         <w:rFonts w:ascii="Times New Roman" w:eastAsiaTheme="minorEastAsia" w:hAnsi="Times New Roman" w:cs="Times New Roman" w:hint="default"/>
       </w:rPr>
     </w:lvl>
-    <w:lvl w:ilvl="1" w:tentative="1">
+    <w:lvl w:ilvl="1" w:tplc="9E4C5E3C" w:tentative="1">
       <w:start w:val="1"/>
       <w:numFmt w:val="bullet"/>
       <w:lvlText w:val=""/>
@@ -1010,7 +1190,7 @@
         <w:rFonts w:ascii="Wingdings" w:hAnsi="Wingdings" w:hint="default"/>
       </w:rPr>
     </w:lvl>
-    <w:lvl w:ilvl="2" w:tentative="1">
+    <w:lvl w:ilvl="2" w:tplc="A2A28988" w:tentative="1">
       <w:start w:val="1"/>
       <w:numFmt w:val="bullet"/>
       <w:lvlText w:val=""/>
@@ -1022,7 +1202,7 @@
         <w:rFonts w:ascii="Wingdings" w:hAnsi="Wingdings" w:hint="default"/>
       </w:rPr>
     </w:lvl>
-    <w:lvl w:ilvl="3" w:tentative="1">
+    <w:lvl w:ilvl="3" w:tplc="8948FFB4" w:tentative="1">
       <w:start w:val="1"/>
       <w:numFmt w:val="bullet"/>
       <w:lvlText w:val=""/>
@@ -1034,7 +1214,7 @@
         <w:rFonts w:ascii="Wingdings" w:hAnsi="Wingdings" w:hint="default"/>
       </w:rPr>
     </w:lvl>
-    <w:lvl w:ilvl="4" w:tentative="1">
+    <w:lvl w:ilvl="4" w:tplc="45182216" w:tentative="1">
       <w:start w:val="1"/>
       <w:numFmt w:val="bullet"/>
       <w:lvlText w:val=""/>
@@ -1046,7 +1226,7 @@
         <w:rFonts w:ascii="Wingdings" w:hAnsi="Wingdings" w:hint="default"/>
       </w:rPr>
     </w:lvl>
-    <w:lvl w:ilvl="5" w:tentative="1">
+    <w:lvl w:ilvl="5" w:tplc="323440BE" w:tentative="1">
       <w:start w:val="1"/>
       <w:numFmt w:val="bullet"/>
       <w:lvlText w:val=""/>
@@ -1058,7 +1238,7 @@
         <w:rFonts w:ascii="Wingdings" w:hAnsi="Wingdings" w:hint="default"/>
       </w:rPr>
     </w:lvl>
-    <w:lvl w:ilvl="6" w:tentative="1">
+    <w:lvl w:ilvl="6" w:tplc="084ED80E" w:tentative="1">
       <w:start w:val="1"/>
       <w:numFmt w:val="bullet"/>
       <w:lvlText w:val=""/>
@@ -1070,7 +1250,7 @@
         <w:rFonts w:ascii="Wingdings" w:hAnsi="Wingdings" w:hint="default"/>
       </w:rPr>
     </w:lvl>
-    <w:lvl w:ilvl="7" w:tentative="1">
+    <w:lvl w:ilvl="7" w:tplc="31B670D2" w:tentative="1">
       <w:start w:val="1"/>
       <w:numFmt w:val="bullet"/>
       <w:lvlText w:val=""/>
@@ -1082,7 +1262,7 @@
         <w:rFonts w:ascii="Wingdings" w:hAnsi="Wingdings" w:hint="default"/>
       </w:rPr>
     </w:lvl>
-    <w:lvl w:ilvl="8" w:tentative="1">
+    <w:lvl w:ilvl="8" w:tplc="C9E4E288" w:tentative="1">
       <w:start w:val="1"/>
       <w:numFmt w:val="bullet"/>
       <w:lvlText w:val=""/>
@@ -1095,7 +1275,7 @@
       </w:rPr>
     </w:lvl>
   </w:abstractNum>
-  <w:abstractNum w:abstractNumId="19" w15:restartNumberingAfterBreak="0">
+  <w:abstractNum w:abstractNumId="21" w15:restartNumberingAfterBreak="0">
     <w:nsid w:val="3BB37C83"/>
     <w:multiLevelType w:val="multilevel"/>
     <w:tmpl w:val="EC005306"/>
@@ -1208,152 +1388,167 @@
       </w:rPr>
     </w:lvl>
   </w:abstractNum>
-  <w:abstractNum w:abstractNumId="20" w15:restartNumberingAfterBreak="0">
+  <w:abstractNum w:abstractNumId="22" w15:restartNumberingAfterBreak="0">
     <w:nsid w:val="4C150FF2"/>
     <w:multiLevelType w:val="multilevel"/>
     <w:tmpl w:val="4162C71A"/>
     <w:numStyleLink w:val="a0"/>
   </w:abstractNum>
-  <w:abstractNum w:abstractNumId="21" w15:restartNumberingAfterBreak="0">
+  <w:abstractNum w:abstractNumId="23" w15:restartNumberingAfterBreak="0">
     <w:nsid w:val="4C8F5164"/>
     <w:multiLevelType w:val="multilevel"/>
     <w:tmpl w:val="4162C71A"/>
     <w:numStyleLink w:val="a0"/>
   </w:abstractNum>
-  <w:abstractNum w:abstractNumId="22" w15:restartNumberingAfterBreak="0">
+  <w:abstractNum w:abstractNumId="24" w15:restartNumberingAfterBreak="0">
     <w:nsid w:val="51B72D7A"/>
     <w:multiLevelType w:val="multilevel"/>
     <w:tmpl w:val="0E32E80C"/>
     <w:numStyleLink w:val="a"/>
   </w:abstractNum>
-  <w:abstractNum w:abstractNumId="23" w15:restartNumberingAfterBreak="0">
+  <w:abstractNum w:abstractNumId="25" w15:restartNumberingAfterBreak="0">
     <w:nsid w:val="566D5920"/>
     <w:multiLevelType w:val="multilevel"/>
     <w:tmpl w:val="4162C71A"/>
     <w:numStyleLink w:val="a0"/>
   </w:abstractNum>
-  <w:abstractNum w:abstractNumId="24" w15:restartNumberingAfterBreak="0">
+  <w:abstractNum w:abstractNumId="26" w15:restartNumberingAfterBreak="0">
     <w:nsid w:val="5B1871CD"/>
     <w:multiLevelType w:val="multilevel"/>
     <w:tmpl w:val="4162C71A"/>
     <w:numStyleLink w:val="a0"/>
   </w:abstractNum>
-  <w:abstractNum w:abstractNumId="25" w15:restartNumberingAfterBreak="0">
+  <w:abstractNum w:abstractNumId="27" w15:restartNumberingAfterBreak="0">
     <w:nsid w:val="5FEE779A"/>
     <w:multiLevelType w:val="multilevel"/>
     <w:tmpl w:val="0E32E80C"/>
     <w:numStyleLink w:val="a"/>
   </w:abstractNum>
-  <w:abstractNum w:abstractNumId="26" w15:restartNumberingAfterBreak="0">
+  <w:abstractNum w:abstractNumId="28" w15:restartNumberingAfterBreak="0">
     <w:nsid w:val="6BE877E1"/>
     <w:multiLevelType w:val="multilevel"/>
     <w:tmpl w:val="4162C71A"/>
     <w:numStyleLink w:val="a0"/>
   </w:abstractNum>
-  <w:abstractNum w:abstractNumId="27" w15:restartNumberingAfterBreak="0">
+  <w:abstractNum w:abstractNumId="29" w15:restartNumberingAfterBreak="0">
     <w:nsid w:val="6C460178"/>
     <w:multiLevelType w:val="multilevel"/>
     <w:tmpl w:val="4162C71A"/>
     <w:numStyleLink w:val="a0"/>
   </w:abstractNum>
-  <w:abstractNum w:abstractNumId="28" w15:restartNumberingAfterBreak="0">
+  <w:abstractNum w:abstractNumId="30" w15:restartNumberingAfterBreak="0">
     <w:nsid w:val="6DC5619C"/>
     <w:multiLevelType w:val="multilevel"/>
     <w:tmpl w:val="4162C71A"/>
     <w:numStyleLink w:val="a0"/>
   </w:abstractNum>
-  <w:num w:numId="1">
+  <w:num w:numId="1" w16cid:durableId="1972589645">
+    <w:abstractNumId w:val="18"/>
+  </w:num>
+  <w:num w:numId="2" w16cid:durableId="1519194488">
+    <w:abstractNumId w:val="18"/>
+  </w:num>
+  <w:num w:numId="3" w16cid:durableId="150488213">
+    <w:abstractNumId w:val="9"/>
+  </w:num>
+  <w:num w:numId="4" w16cid:durableId="847870380">
+    <w:abstractNumId w:val="7"/>
+  </w:num>
+  <w:num w:numId="5" w16cid:durableId="1119492410">
+    <w:abstractNumId w:val="6"/>
+  </w:num>
+  <w:num w:numId="6" w16cid:durableId="2051951906">
+    <w:abstractNumId w:val="5"/>
+  </w:num>
+  <w:num w:numId="7" w16cid:durableId="187378306">
+    <w:abstractNumId w:val="4"/>
+  </w:num>
+  <w:num w:numId="8" w16cid:durableId="1655644464">
+    <w:abstractNumId w:val="8"/>
+  </w:num>
+  <w:num w:numId="9" w16cid:durableId="873465991">
+    <w:abstractNumId w:val="3"/>
+  </w:num>
+  <w:num w:numId="10" w16cid:durableId="245964761">
+    <w:abstractNumId w:val="2"/>
+  </w:num>
+  <w:num w:numId="11" w16cid:durableId="828524583">
+    <w:abstractNumId w:val="1"/>
+  </w:num>
+  <w:num w:numId="12" w16cid:durableId="1197886900">
+    <w:abstractNumId w:val="0"/>
+  </w:num>
+  <w:num w:numId="13" w16cid:durableId="1951934094">
+    <w:abstractNumId w:val="20"/>
+  </w:num>
+  <w:num w:numId="14" w16cid:durableId="786701800">
+    <w:abstractNumId w:val="17"/>
+  </w:num>
+  <w:num w:numId="15" w16cid:durableId="1177646680">
+    <w:abstractNumId w:val="25"/>
+  </w:num>
+  <w:num w:numId="16" w16cid:durableId="589124354">
+    <w:abstractNumId w:val="19"/>
+  </w:num>
+  <w:num w:numId="17" w16cid:durableId="784547323">
+    <w:abstractNumId w:val="26"/>
+  </w:num>
+  <w:num w:numId="18" w16cid:durableId="506797043">
+    <w:abstractNumId w:val="28"/>
+  </w:num>
+  <w:num w:numId="19" w16cid:durableId="821896182">
+    <w:abstractNumId w:val="15"/>
+  </w:num>
+  <w:num w:numId="20" w16cid:durableId="1558276912">
+    <w:abstractNumId w:val="30"/>
+  </w:num>
+  <w:num w:numId="21" w16cid:durableId="1708989663">
+    <w:abstractNumId w:val="22"/>
+  </w:num>
+  <w:num w:numId="22" w16cid:durableId="1681856712">
+    <w:abstractNumId w:val="23"/>
+  </w:num>
+  <w:num w:numId="23" w16cid:durableId="1894122261">
+    <w:abstractNumId w:val="29"/>
+  </w:num>
+  <w:num w:numId="24" w16cid:durableId="1059324009">
+    <w:abstractNumId w:val="13"/>
+  </w:num>
+  <w:num w:numId="25" w16cid:durableId="1828478166">
+    <w:abstractNumId w:val="24"/>
+  </w:num>
+  <w:num w:numId="26" w16cid:durableId="1909000890">
+    <w:abstractNumId w:val="21"/>
+  </w:num>
+  <w:num w:numId="27" w16cid:durableId="683023052">
     <w:abstractNumId w:val="16"/>
   </w:num>
-  <w:num w:numId="2">
-    <w:abstractNumId w:val="16"/>
-  </w:num>
-  <w:num w:numId="3">
-    <w:abstractNumId w:val="9"/>
-  </w:num>
-  <w:num w:numId="4">
-    <w:abstractNumId w:val="7"/>
-  </w:num>
-  <w:num w:numId="5">
-    <w:abstractNumId w:val="6"/>
-  </w:num>
-  <w:num w:numId="6">
-    <w:abstractNumId w:val="5"/>
-  </w:num>
-  <w:num w:numId="7">
-    <w:abstractNumId w:val="4"/>
-  </w:num>
-  <w:num w:numId="8">
-    <w:abstractNumId w:val="8"/>
-  </w:num>
-  <w:num w:numId="9">
-    <w:abstractNumId w:val="3"/>
-  </w:num>
-  <w:num w:numId="10">
-    <w:abstractNumId w:val="2"/>
-  </w:num>
-  <w:num w:numId="11">
-    <w:abstractNumId w:val="1"/>
-  </w:num>
-  <w:num w:numId="12">
-    <w:abstractNumId w:val="0"/>
-  </w:num>
-  <w:num w:numId="13">
-    <w:abstractNumId w:val="18"/>
-  </w:num>
-  <w:num w:numId="14">
-    <w:abstractNumId w:val="15"/>
-  </w:num>
-  <w:num w:numId="15">
-    <w:abstractNumId w:val="23"/>
-  </w:num>
-  <w:num w:numId="16">
-    <w:abstractNumId w:val="17"/>
-  </w:num>
-  <w:num w:numId="17">
-    <w:abstractNumId w:val="24"/>
-  </w:num>
-  <w:num w:numId="18">
-    <w:abstractNumId w:val="26"/>
-  </w:num>
-  <w:num w:numId="19">
-    <w:abstractNumId w:val="13"/>
-  </w:num>
-  <w:num w:numId="20">
-    <w:abstractNumId w:val="28"/>
-  </w:num>
-  <w:num w:numId="21">
-    <w:abstractNumId w:val="20"/>
-  </w:num>
-  <w:num w:numId="22">
-    <w:abstractNumId w:val="21"/>
-  </w:num>
-  <w:num w:numId="23">
+  <w:num w:numId="28" w16cid:durableId="1465123550">
+    <w:abstractNumId w:val="12"/>
+  </w:num>
+  <w:num w:numId="29" w16cid:durableId="1878277325">
     <w:abstractNumId w:val="27"/>
   </w:num>
-  <w:num w:numId="24">
+  <w:num w:numId="30" w16cid:durableId="136073277">
+    <w:abstractNumId w:val="10"/>
+  </w:num>
+  <w:num w:numId="31" w16cid:durableId="563829922">
     <w:abstractNumId w:val="11"/>
   </w:num>
-  <w:num w:numId="25">
-    <w:abstractNumId w:val="22"/>
-  </w:num>
-  <w:num w:numId="26">
-    <w:abstractNumId w:val="19"/>
-  </w:num>
-  <w:num w:numId="27">
-    <w:abstractNumId w:val="14"/>
-  </w:num>
-  <w:num w:numId="28">
-    <w:abstractNumId w:val="10"/>
-  </w:num>
-  <w:num w:numId="29">
-    <w:abstractNumId w:val="25"/>
+  <w:num w:numId="32" w16cid:durableId="725615727">
+    <w:abstractNumId w:val="11"/>
+  </w:num>
+  <w:num w:numId="33" w16cid:durableId="1432899342">
+    <w:abstractNumId w:val="11"/>
+  </w:num>
+  <w:num w:numId="34" w16cid:durableId="733696823">
+    <w:abstractNumId w:val="11"/>
   </w:num>
 </w:numbering>
 </file>
 
 <file path=word/styles.xml><?xml version="1.0" encoding="utf-8"?>
-<w:styles xmlns:mc="http://schemas.openxmlformats.org/markup-compatibility/2006" xmlns:r="http://schemas.openxmlformats.org/officeDocument/2006/relationships" xmlns:w="http://schemas.openxmlformats.org/wordprocessingml/2006/main" xmlns:w14="http://schemas.microsoft.com/office/word/2010/wordml" xmlns:w15="http://schemas.microsoft.com/office/word/2012/wordml" xmlns:w16cex="http://schemas.microsoft.com/office/word/2018/wordml/cex" xmlns:w16cid="http://schemas.microsoft.com/office/word/2016/wordml/cid" xmlns:w16="http://schemas.microsoft.com/office/word/2018/wordml" xmlns:w16sdtdh="http://schemas.microsoft.com/office/word/2020/wordml/sdtdatahash" xmlns:w16se="http://schemas.microsoft.com/office/word/2015/wordml/symex" mc:Ignorable="w14 w15 w16se w16cid w16 w16cex w16sdtdh">
+<w:styles xmlns:mc="http://schemas.openxmlformats.org/markup-compatibility/2006" xmlns:r="http://schemas.openxmlformats.org/officeDocument/2006/relationships" xmlns:w="http://schemas.openxmlformats.org/wordprocessingml/2006/main" xmlns:w14="http://schemas.microsoft.com/office/word/2010/wordml" xmlns:w15="http://schemas.microsoft.com/office/word/2012/wordml" xmlns:w16cex="http://schemas.microsoft.com/office/word/2018/wordml/cex" xmlns:w16cid="http://schemas.microsoft.com/office/word/2016/wordml/cid" xmlns:w16="http://schemas.microsoft.com/office/word/2018/wordml" xmlns:w16du="http://schemas.microsoft.com/office/word/2023/wordml/word16du" xmlns:w16sdtdh="http://schemas.microsoft.com/office/word/2020/wordml/sdtdatahash" xmlns:w16sdtfl="http://schemas.microsoft.com/office/word/2024/wordml/sdtformatlock" xmlns:w16se="http://schemas.microsoft.com/office/word/2015/wordml/symex" mc:Ignorable="w14 w15 w16se w16cid w16 w16cex w16sdtdh w16sdtfl w16du">
   <w:docDefaults>
     <w:rPrDefault>
       <w:rPr>
@@ -1379,10 +1574,10 @@
     <w:lsdException w:name="index 7" w:semiHidden="1" w:unhideWhenUsed="1"/>
     <w:lsdException w:name="index 8" w:semiHidden="1" w:unhideWhenUsed="1"/>
     <w:lsdException w:name="index 9" w:semiHidden="1" w:unhideWhenUsed="1"/>
-    <w:lsdException w:name="toc 1" w:semiHidden="1" w:unhideWhenUsed="1"/>
-    <w:lsdException w:name="toc 2" w:semiHidden="1" w:unhideWhenUsed="1"/>
-    <w:lsdException w:name="toc 3" w:semiHidden="1" w:unhideWhenUsed="1"/>
-    <w:lsdException w:name="toc 4" w:semiHidden="1" w:unhideWhenUsed="1"/>
+    <w:lsdException w:name="toc 1" w:semiHidden="1" w:uiPriority="39" w:unhideWhenUsed="1"/>
+    <w:lsdException w:name="toc 2" w:semiHidden="1" w:uiPriority="39" w:unhideWhenUsed="1"/>
+    <w:lsdException w:name="toc 3" w:semiHidden="1" w:uiPriority="39" w:unhideWhenUsed="1"/>
+    <w:lsdException w:name="toc 4" w:semiHidden="1" w:uiPriority="39" w:unhideWhenUsed="1"/>
     <w:lsdException w:name="toc 5" w:semiHidden="1" w:unhideWhenUsed="1"/>
     <w:lsdException w:name="toc 6" w:semiHidden="1" w:unhideWhenUsed="1"/>
     <w:lsdException w:name="toc 7" w:semiHidden="1" w:unhideWhenUsed="1"/>
@@ -1436,7 +1631,7 @@
     <w:lsdException w:name="Body Text Indent 2" w:semiHidden="1" w:unhideWhenUsed="1"/>
     <w:lsdException w:name="Body Text Indent 3" w:semiHidden="1" w:unhideWhenUsed="1"/>
     <w:lsdException w:name="Block Text" w:semiHidden="1" w:unhideWhenUsed="1"/>
-    <w:lsdException w:name="Hyperlink" w:semiHidden="1" w:unhideWhenUsed="1"/>
+    <w:lsdException w:name="Hyperlink" w:semiHidden="1" w:uiPriority="99" w:unhideWhenUsed="1"/>
     <w:lsdException w:name="FollowedHyperlink" w:semiHidden="1" w:unhideWhenUsed="1"/>
     <w:lsdException w:name="Document Map" w:semiHidden="1" w:unhideWhenUsed="1"/>
     <w:lsdException w:name="Plain Text" w:semiHidden="1" w:unhideWhenUsed="1"/>
@@ -1710,9 +1905,9 @@
   <w:style w:type="paragraph" w:default="1" w:styleId="a1">
     <w:name w:val="Normal"/>
     <w:qFormat/>
-    <w:rsid w:val="005E3AFD"/>
-    <w:pPr>
-      <w:spacing w:after="0" w:line="264" w:lineRule="auto"/>
+    <w:rsid w:val="00DD07AD"/>
+    <w:pPr>
+      <w:spacing w:after="0" w:line="398" w:lineRule="exact"/>
     </w:pPr>
     <w:rPr>
       <w:sz w:val="22"/>
@@ -1724,19 +1919,18 @@
     <w:next w:val="a2"/>
     <w:uiPriority w:val="9"/>
     <w:qFormat/>
-    <w:rsid w:val="003E5A54"/>
+    <w:rsid w:val="00D409F3"/>
     <w:pPr>
       <w:keepNext/>
       <w:keepLines/>
-      <w:spacing w:beforeLines="150" w:before="150" w:afterLines="100" w:after="100"/>
+      <w:spacing w:beforeLines="150" w:before="150" w:afterLines="100" w:after="100" w:line="560" w:lineRule="exact"/>
       <w:jc w:val="center"/>
       <w:outlineLvl w:val="0"/>
     </w:pPr>
     <w:rPr>
-      <w:rFonts w:eastAsia="游明朝 Demibold" w:cstheme="majorBidi"/>
-      <w:b/>
+      <w:rFonts w:asciiTheme="majorHAnsi" w:eastAsia="游ゴシック Medium" w:hAnsiTheme="majorHAnsi" w:cstheme="majorBidi"/>
       <w:bCs/>
-      <w:sz w:val="28"/>
+      <w:sz w:val="40"/>
       <w:szCs w:val="32"/>
     </w:rPr>
   </w:style>
@@ -1747,17 +1941,18 @@
     <w:uiPriority w:val="9"/>
     <w:unhideWhenUsed/>
     <w:qFormat/>
-    <w:rsid w:val="002D56CB"/>
+    <w:rsid w:val="00D409F3"/>
     <w:pPr>
       <w:keepNext/>
       <w:keepLines/>
-      <w:spacing w:beforeLines="150" w:before="150" w:afterLines="100" w:after="100"/>
+      <w:spacing w:beforeLines="100" w:before="100" w:afterLines="100" w:after="100" w:line="520" w:lineRule="exact"/>
+      <w:jc w:val="center"/>
       <w:outlineLvl w:val="1"/>
     </w:pPr>
     <w:rPr>
       <w:rFonts w:asciiTheme="majorHAnsi" w:eastAsia="游ゴシック Medium" w:hAnsiTheme="majorHAnsi" w:cstheme="majorBidi"/>
       <w:bCs/>
-      <w:sz w:val="28"/>
+      <w:sz w:val="36"/>
       <w:szCs w:val="32"/>
     </w:rPr>
   </w:style>
@@ -1768,17 +1963,17 @@
     <w:uiPriority w:val="9"/>
     <w:unhideWhenUsed/>
     <w:qFormat/>
-    <w:rsid w:val="00A659CD"/>
+    <w:rsid w:val="00645D23"/>
     <w:pPr>
       <w:keepNext/>
       <w:keepLines/>
-      <w:spacing w:beforeLines="100" w:before="100" w:afterLines="50" w:after="50"/>
+      <w:spacing w:beforeLines="150" w:before="150" w:afterLines="100" w:after="100" w:line="480" w:lineRule="exact"/>
       <w:outlineLvl w:val="2"/>
     </w:pPr>
     <w:rPr>
       <w:rFonts w:asciiTheme="majorHAnsi" w:eastAsia="游ゴシック Medium" w:hAnsiTheme="majorHAnsi" w:cstheme="majorBidi"/>
       <w:bCs/>
-      <w:sz w:val="24"/>
+      <w:sz w:val="36"/>
       <w:szCs w:val="28"/>
     </w:rPr>
   </w:style>
@@ -1789,16 +1984,17 @@
     <w:uiPriority w:val="9"/>
     <w:unhideWhenUsed/>
     <w:qFormat/>
-    <w:rsid w:val="005E3AFD"/>
+    <w:rsid w:val="00533DD5"/>
     <w:pPr>
       <w:keepNext/>
       <w:keepLines/>
-      <w:spacing w:beforeLines="150" w:before="150"/>
+      <w:spacing w:beforeLines="150" w:before="150" w:afterLines="50" w:after="50"/>
       <w:outlineLvl w:val="3"/>
     </w:pPr>
     <w:rPr>
       <w:rFonts w:asciiTheme="majorHAnsi" w:eastAsia="游ゴシック Medium" w:hAnsiTheme="majorHAnsi" w:cstheme="majorBidi"/>
       <w:bCs/>
+      <w:sz w:val="28"/>
     </w:rPr>
   </w:style>
   <w:style w:type="paragraph" w:styleId="5">
@@ -1808,15 +2004,17 @@
     <w:uiPriority w:val="9"/>
     <w:unhideWhenUsed/>
     <w:qFormat/>
-    <w:rsid w:val="00A659CD"/>
+    <w:rsid w:val="004A61EF"/>
     <w:pPr>
       <w:keepNext/>
       <w:keepLines/>
+      <w:spacing w:beforeLines="100" w:before="100" w:afterLines="25" w:after="25"/>
       <w:outlineLvl w:val="4"/>
     </w:pPr>
     <w:rPr>
-      <w:rFonts w:asciiTheme="majorHAnsi" w:eastAsia="游ゴシック" w:hAnsiTheme="majorHAnsi" w:cstheme="majorBidi"/>
+      <w:rFonts w:asciiTheme="majorHAnsi" w:eastAsia="游ゴシック Medium" w:hAnsiTheme="majorHAnsi" w:cstheme="majorBidi"/>
       <w:iCs/>
+      <w:sz w:val="24"/>
     </w:rPr>
   </w:style>
   <w:style w:type="paragraph" w:styleId="6">
@@ -1826,7 +2024,7 @@
     <w:uiPriority w:val="9"/>
     <w:unhideWhenUsed/>
     <w:qFormat/>
-    <w:rsid w:val="00A659CD"/>
+    <w:rsid w:val="000D7956"/>
     <w:pPr>
       <w:keepNext/>
       <w:keepLines/>
@@ -2051,10 +2249,10 @@
     <w:uiPriority w:val="9"/>
     <w:unhideWhenUsed/>
     <w:qFormat/>
-    <w:rsid w:val="004D441E"/>
-    <w:pPr>
-      <w:spacing w:afterLines="50" w:after="50" w:line="240" w:lineRule="auto"/>
-      <w:ind w:left="50" w:hangingChars="50" w:hanging="50"/>
+    <w:rsid w:val="00030D78"/>
+    <w:pPr>
+      <w:spacing w:afterLines="50" w:after="50" w:line="340" w:lineRule="exact"/>
+      <w:ind w:left="95" w:hangingChars="95" w:hanging="95"/>
     </w:pPr>
     <w:rPr>
       <w:sz w:val="20"/>
@@ -2133,8 +2331,9 @@
     <w:name w:val="Verbatim Char"/>
     <w:basedOn w:val="ae"/>
     <w:link w:val="SourceCode"/>
-    <w:rPr>
-      <w:rFonts w:ascii="Consolas" w:hAnsi="Consolas"/>
+    <w:rsid w:val="00497E97"/>
+    <w:rPr>
+      <w:rFonts w:ascii="Times New Roman" w:hAnsi="Times New Roman"/>
       <w:sz w:val="22"/>
     </w:rPr>
   </w:style>
@@ -2148,6 +2347,7 @@
   <w:style w:type="character" w:styleId="af0">
     <w:name w:val="Hyperlink"/>
     <w:basedOn w:val="ae"/>
+    <w:uiPriority w:val="99"/>
     <w:rPr>
       <w:color w:val="4F81BD" w:themeColor="accent1"/>
     </w:rPr>
@@ -2164,7 +2364,7 @@
       <w:outlineLvl w:val="9"/>
     </w:pPr>
     <w:rPr>
-      <w:b w:val="0"/>
+      <w:b/>
       <w:bCs w:val="0"/>
       <w:color w:val="365F91" w:themeColor="accent1" w:themeShade="BF"/>
     </w:rPr>
@@ -2173,9 +2373,13 @@
     <w:name w:val="Source Code"/>
     <w:basedOn w:val="a1"/>
     <w:link w:val="VerbatimChar"/>
+    <w:rsid w:val="00497E97"/>
     <w:pPr>
       <w:wordWrap w:val="0"/>
     </w:pPr>
+    <w:rPr>
+      <w:rFonts w:ascii="Times New Roman" w:hAnsi="Times New Roman"/>
+    </w:rPr>
   </w:style>
   <w:style w:type="character" w:customStyle="1" w:styleId="KeywordTok">
     <w:name w:val="KeywordTok"/>
@@ -2546,6 +2750,51 @@
       <w:numPr>
         <w:numId w:val="27"/>
       </w:numPr>
+    </w:pPr>
+  </w:style>
+  <w:style w:type="paragraph" w:styleId="10">
+    <w:name w:val="toc 1"/>
+    <w:basedOn w:val="a1"/>
+    <w:next w:val="a1"/>
+    <w:autoRedefine/>
+    <w:uiPriority w:val="39"/>
+    <w:unhideWhenUsed/>
+    <w:rsid w:val="00A744FC"/>
+  </w:style>
+  <w:style w:type="paragraph" w:styleId="20">
+    <w:name w:val="toc 2"/>
+    <w:basedOn w:val="a1"/>
+    <w:next w:val="a1"/>
+    <w:autoRedefine/>
+    <w:uiPriority w:val="39"/>
+    <w:unhideWhenUsed/>
+    <w:rsid w:val="00A744FC"/>
+    <w:pPr>
+      <w:ind w:leftChars="100" w:left="220"/>
+    </w:pPr>
+  </w:style>
+  <w:style w:type="paragraph" w:styleId="40">
+    <w:name w:val="toc 4"/>
+    <w:basedOn w:val="a1"/>
+    <w:next w:val="a1"/>
+    <w:autoRedefine/>
+    <w:uiPriority w:val="39"/>
+    <w:unhideWhenUsed/>
+    <w:rsid w:val="00A744FC"/>
+    <w:pPr>
+      <w:ind w:leftChars="300" w:left="660"/>
+    </w:pPr>
+  </w:style>
+  <w:style w:type="paragraph" w:styleId="30">
+    <w:name w:val="toc 3"/>
+    <w:basedOn w:val="a1"/>
+    <w:next w:val="a1"/>
+    <w:autoRedefine/>
+    <w:uiPriority w:val="39"/>
+    <w:unhideWhenUsed/>
+    <w:rsid w:val="00A744FC"/>
+    <w:pPr>
+      <w:ind w:leftChars="200" w:left="440"/>
     </w:pPr>
   </w:style>
 </w:styles>
@@ -2812,23 +3061,11 @@
 </file>
 
 <file path=customXml/item1.xml><?xml version="1.0" encoding="utf-8"?>
-<writefull-cache xmlns="urn:writefull-cache:Suggestions">{"suggestions":{},"typeOfAccount":"freemium"}</writefull-cache>
-</file>
-
-<file path=customXml/item2.xml><?xml version="1.0" encoding="utf-8"?>
 <b:Sources xmlns:b="http://schemas.openxmlformats.org/officeDocument/2006/bibliography" xmlns="http://schemas.openxmlformats.org/officeDocument/2006/bibliography" SelectedStyle="\APASixthEditionOfficeOnline.xsl" StyleName="APA" Version="6"/>
 </file>
 
 <file path=customXml/itemProps1.xml><?xml version="1.0" encoding="utf-8"?>
-<ds:datastoreItem xmlns:ds="http://schemas.openxmlformats.org/officeDocument/2006/customXml" ds:itemID="{C39FD91D-D83C-4F89-90BB-F304A977DE82}">
-  <ds:schemaRefs>
-    <ds:schemaRef ds:uri="urn:writefull-cache:Suggestions"/>
-  </ds:schemaRefs>
-</ds:datastoreItem>
-</file>
-
-<file path=customXml/itemProps2.xml><?xml version="1.0" encoding="utf-8"?>
-<ds:datastoreItem xmlns:ds="http://schemas.openxmlformats.org/officeDocument/2006/customXml" ds:itemID="{D709F514-5A61-47F4-95C1-1C1B8F466CE9}">
+<ds:datastoreItem xmlns:ds="http://schemas.openxmlformats.org/officeDocument/2006/customXml" ds:itemID="{67278F2B-C8F0-4562-88F2-76E73E4A4D86}">
   <ds:schemaRefs>
     <ds:schemaRef ds:uri="http://schemas.openxmlformats.org/officeDocument/2006/bibliography"/>
   </ds:schemaRefs>
